--- a/lessons/6-8/downloads/reveal/teacher/6.8-homework-packet.docx
+++ b/lessons/6-8/downloads/reveal/teacher/6.8-homework-packet.docx
@@ -15,10 +15,28 @@
         <w:rPr>
           <w:rFonts w:ascii="Avenir Next" w:hAnsi="Avenir Next" w:cs="Avenir Next" w:eastAsia="Avenir Next"/>
           <w:color w:val="1A1A1A"/>
+          <w:sz w:val="22"/>
+          <w:szCs w:val="20"/>
+        </w:rPr>
+        <w:t xml:space="preserve">Name</w:t>
+      </w:r>
+      <w:r>
+        <w:rPr>
+          <w:rFonts w:ascii="Avenir Next" w:hAnsi="Avenir Next" w:cs="Avenir Next" w:eastAsia="Avenir Next"/>
+          <w:color w:val="1A1A1A"/>
           <w:sz w:val="20"/>
           <w:szCs w:val="20"/>
         </w:rPr>
-        <w:t xml:space="preserve">Name</w:t>
+        <w:tab/>
+      </w:r>
+      <w:r>
+        <w:rPr>
+          <w:rFonts w:ascii="Avenir Next" w:hAnsi="Avenir Next" w:cs="Avenir Next" w:eastAsia="Avenir Next"/>
+          <w:color w:val="1A1A1A"/>
+          <w:sz w:val="22"/>
+          <w:szCs w:val="20"/>
+        </w:rPr>
+        <w:t xml:space="preserve">   Date</w:t>
       </w:r>
       <w:r>
         <w:rPr>
@@ -33,25 +51,7 @@
         <w:rPr>
           <w:rFonts w:ascii="Avenir Next" w:hAnsi="Avenir Next" w:cs="Avenir Next" w:eastAsia="Avenir Next"/>
           <w:color w:val="1A1A1A"/>
-          <w:sz w:val="20"/>
-          <w:szCs w:val="20"/>
-        </w:rPr>
-        <w:t xml:space="preserve">   Date</w:t>
-      </w:r>
-      <w:r>
-        <w:rPr>
-          <w:rFonts w:ascii="Avenir Next" w:hAnsi="Avenir Next" w:cs="Avenir Next" w:eastAsia="Avenir Next"/>
-          <w:color w:val="1A1A1A"/>
-          <w:sz w:val="20"/>
-          <w:szCs w:val="20"/>
-        </w:rPr>
-        <w:tab/>
-      </w:r>
-      <w:r>
-        <w:rPr>
-          <w:rFonts w:ascii="Avenir Next" w:hAnsi="Avenir Next" w:cs="Avenir Next" w:eastAsia="Avenir Next"/>
-          <w:color w:val="1A1A1A"/>
-          <w:sz w:val="20"/>
+          <w:sz w:val="22"/>
           <w:szCs w:val="20"/>
         </w:rPr>
         <w:t xml:space="preserve">   Period</w:t>
@@ -78,7 +78,7 @@
           <w:caps/>
           <w:color w:val="003A70"/>
           <w:spacing w:val="12"/>
-          <w:sz w:val="19"/>
+          <w:sz w:val="22"/>
           <w:szCs w:val="19"/>
         </w:rPr>
         <w:t xml:space="preserve">Lesson 6-8  ·  Homework Packet  ·  Sheet 1 of 2</w:t>
@@ -86,6 +86,7 @@
     </w:p>
     <w:p>
       <w:pPr>
+        <w:pStyle w:val="Heading1"/>
         <w:keepNext/>
         <w:spacing w:before="0" w:after="0" w:line="240" w:lineRule="auto"/>
       </w:pPr>
@@ -111,7 +112,7 @@
         <w:rPr>
           <w:rFonts w:ascii="Avenir Next" w:hAnsi="Avenir Next" w:cs="Avenir Next" w:eastAsia="Avenir Next"/>
           <w:color w:val="5A5F66"/>
-          <w:sz w:val="17"/>
+          <w:sz w:val="22"/>
           <w:szCs w:val="17"/>
         </w:rPr>
         <w:t xml:space="preserve">Maryland Standard 6.EE.A.3   ·   Learning target — I can use the distributive property and like terms to rewrite an expression in simplest form.</w:t>
@@ -158,6 +159,7 @@
           </w:tcPr>
           <w:p>
             <w:pPr>
+              <w:pStyle w:val="Heading2"/>
               <w:spacing w:before="0" w:after="0" w:line="240" w:lineRule="auto"/>
             </w:pPr>
             <w:r>
@@ -185,64 +187,83 @@
                 <w:rFonts w:ascii="Avenir Next" w:hAnsi="Avenir Next" w:cs="Avenir Next" w:eastAsia="Avenir Next"/>
                 <w:b/>
                 <w:color w:val="003A70"/>
+                <w:sz w:val="22"/>
+                <w:szCs w:val="18"/>
+              </w:rPr>
+              <w:t xml:space="preserve">•</w:t>
+            </w:r>
+            <w:r>
+              <w:rPr>
+                <w:rFonts w:ascii="Avenir Next" w:hAnsi="Avenir Next" w:cs="Avenir Next" w:eastAsia="Avenir Next"/>
+                <w:color w:val="1A1A1A"/>
                 <w:sz w:val="18"/>
                 <w:szCs w:val="18"/>
               </w:rPr>
-              <w:t xml:space="preserve">•</w:t>
-            </w:r>
-            <w:r>
-              <w:rPr>
-                <w:rFonts w:ascii="Avenir Next" w:hAnsi="Avenir Next" w:cs="Avenir Next" w:eastAsia="Avenir Next"/>
-                <w:color w:val="1A1A1A"/>
-                <w:sz w:val="18"/>
+              <w:tab/>
+            </w:r>
+            <w:r>
+              <w:rPr>
+                <w:rFonts w:ascii="Avenir Next" w:hAnsi="Avenir Next" w:cs="Avenir Next" w:eastAsia="Avenir Next"/>
+                <w:b/>
+                <w:color w:val="1A1A1A"/>
+                <w:sz w:val="22"/>
                 <w:szCs w:val="18"/>
               </w:rPr>
-              <w:tab/>
-            </w:r>
-            <w:r>
-              <w:rPr>
-                <w:rFonts w:ascii="Avenir Next" w:hAnsi="Avenir Next" w:cs="Avenir Next" w:eastAsia="Avenir Next"/>
-                <w:b/>
-                <w:color w:val="1A1A1A"/>
-                <w:sz w:val="18"/>
+              <w:t xml:space="preserve">Distributive property:</w:t>
+            </w:r>
+            <w:r>
+              <w:rPr>
+                <w:rFonts w:ascii="Avenir Next" w:hAnsi="Avenir Next" w:cs="Avenir Next" w:eastAsia="Avenir Next"/>
+                <w:color w:val="1A1A1A"/>
+                <w:sz w:val="22"/>
                 <w:szCs w:val="18"/>
               </w:rPr>
-              <w:t xml:space="preserve">Distributive property:</w:t>
-            </w:r>
-            <w:r>
-              <w:rPr>
-                <w:rFonts w:ascii="Avenir Next" w:hAnsi="Avenir Next" w:cs="Avenir Next" w:eastAsia="Avenir Next"/>
-                <w:color w:val="1A1A1A"/>
-                <w:sz w:val="18"/>
+              <w:t xml:space="preserve"> multiply the outside number by </w:t>
+            </w:r>
+            <w:r>
+              <w:rPr>
+                <w:rFonts w:ascii="Avenir Next" w:hAnsi="Avenir Next" w:cs="Avenir Next" w:eastAsia="Avenir Next"/>
+                <w:b/>
+                <w:color w:val="1A1A1A"/>
+                <w:sz w:val="22"/>
                 <w:szCs w:val="18"/>
               </w:rPr>
-              <w:t xml:space="preserve"> multiply the outside number by </w:t>
-            </w:r>
-            <w:r>
-              <w:rPr>
-                <w:rFonts w:ascii="Avenir Next" w:hAnsi="Avenir Next" w:cs="Avenir Next" w:eastAsia="Avenir Next"/>
-                <w:b/>
-                <w:color w:val="1A1A1A"/>
-                <w:sz w:val="18"/>
+              <w:t xml:space="preserve">each</w:t>
+            </w:r>
+            <w:r>
+              <w:rPr>
+                <w:rFonts w:ascii="Avenir Next" w:hAnsi="Avenir Next" w:cs="Avenir Next" w:eastAsia="Avenir Next"/>
+                <w:color w:val="1A1A1A"/>
+                <w:sz w:val="22"/>
                 <w:szCs w:val="18"/>
               </w:rPr>
-              <w:t xml:space="preserve">each</w:t>
-            </w:r>
-            <w:r>
-              <w:rPr>
-                <w:rFonts w:ascii="Avenir Next" w:hAnsi="Avenir Next" w:cs="Avenir Next" w:eastAsia="Avenir Next"/>
-                <w:color w:val="1A1A1A"/>
-                <w:sz w:val="18"/>
+              <w:t xml:space="preserve"> term inside: 4(</w:t>
+            </w:r>
+            <w:r>
+              <w:rPr>
+                <w:rFonts w:ascii="Avenir Next" w:hAnsi="Avenir Next" w:cs="Avenir Next" w:eastAsia="Avenir Next"/>
+                <w:i/>
+                <w:color w:val="1A1A1A"/>
+                <w:sz w:val="22"/>
                 <w:szCs w:val="18"/>
               </w:rPr>
-              <w:t xml:space="preserve"> term inside: 4(</w:t>
+              <w:t xml:space="preserve">x</w:t>
+            </w:r>
+            <w:r>
+              <w:rPr>
+                <w:rFonts w:ascii="Avenir Next" w:hAnsi="Avenir Next" w:cs="Avenir Next" w:eastAsia="Avenir Next"/>
+                <w:color w:val="1A1A1A"/>
+                <w:sz w:val="22"/>
+                <w:szCs w:val="18"/>
+              </w:rPr>
+              <w:t xml:space="preserve"> + 5) = 4</w:t>
             </w:r>
             <w:r>
               <w:rPr>
                 <w:rFonts w:ascii="Avenir Next" w:hAnsi="Avenir Next" w:cs="Avenir Next" w:eastAsia="Avenir Next"/>
                 <w:i/>
                 <w:color w:val="1A1A1A"/>
-                <w:sz w:val="18"/>
+                <w:sz w:val="22"/>
                 <w:szCs w:val="18"/>
               </w:rPr>
               <w:t xml:space="preserve">x</w:t>
@@ -251,26 +272,7 @@
               <w:rPr>
                 <w:rFonts w:ascii="Avenir Next" w:hAnsi="Avenir Next" w:cs="Avenir Next" w:eastAsia="Avenir Next"/>
                 <w:color w:val="1A1A1A"/>
-                <w:sz w:val="18"/>
-                <w:szCs w:val="18"/>
-              </w:rPr>
-              <w:t xml:space="preserve"> + 5) = 4</w:t>
-            </w:r>
-            <w:r>
-              <w:rPr>
-                <w:rFonts w:ascii="Avenir Next" w:hAnsi="Avenir Next" w:cs="Avenir Next" w:eastAsia="Avenir Next"/>
-                <w:i/>
-                <w:color w:val="1A1A1A"/>
-                <w:sz w:val="18"/>
-                <w:szCs w:val="18"/>
-              </w:rPr>
-              <w:t xml:space="preserve">x</w:t>
-            </w:r>
-            <w:r>
-              <w:rPr>
-                <w:rFonts w:ascii="Avenir Next" w:hAnsi="Avenir Next" w:cs="Avenir Next" w:eastAsia="Avenir Next"/>
-                <w:color w:val="1A1A1A"/>
-                <w:sz w:val="18"/>
+                <w:sz w:val="22"/>
                 <w:szCs w:val="18"/>
               </w:rPr>
               <w:t xml:space="preserve"> + 20.</w:t>
@@ -289,54 +291,54 @@
                 <w:rFonts w:ascii="Avenir Next" w:hAnsi="Avenir Next" w:cs="Avenir Next" w:eastAsia="Avenir Next"/>
                 <w:b/>
                 <w:color w:val="003A70"/>
+                <w:sz w:val="22"/>
+                <w:szCs w:val="18"/>
+              </w:rPr>
+              <w:t xml:space="preserve">•</w:t>
+            </w:r>
+            <w:r>
+              <w:rPr>
+                <w:rFonts w:ascii="Avenir Next" w:hAnsi="Avenir Next" w:cs="Avenir Next" w:eastAsia="Avenir Next"/>
+                <w:color w:val="1A1A1A"/>
                 <w:sz w:val="18"/>
                 <w:szCs w:val="18"/>
               </w:rPr>
-              <w:t xml:space="preserve">•</w:t>
-            </w:r>
-            <w:r>
-              <w:rPr>
-                <w:rFonts w:ascii="Avenir Next" w:hAnsi="Avenir Next" w:cs="Avenir Next" w:eastAsia="Avenir Next"/>
-                <w:color w:val="1A1A1A"/>
-                <w:sz w:val="18"/>
+              <w:tab/>
+            </w:r>
+            <w:r>
+              <w:rPr>
+                <w:rFonts w:ascii="Avenir Next" w:hAnsi="Avenir Next" w:cs="Avenir Next" w:eastAsia="Avenir Next"/>
+                <w:b/>
+                <w:color w:val="1A1A1A"/>
+                <w:sz w:val="22"/>
                 <w:szCs w:val="18"/>
               </w:rPr>
-              <w:tab/>
-            </w:r>
-            <w:r>
-              <w:rPr>
-                <w:rFonts w:ascii="Avenir Next" w:hAnsi="Avenir Next" w:cs="Avenir Next" w:eastAsia="Avenir Next"/>
-                <w:b/>
-                <w:color w:val="1A1A1A"/>
-                <w:sz w:val="18"/>
+              <w:t xml:space="preserve">Commutative:</w:t>
+            </w:r>
+            <w:r>
+              <w:rPr>
+                <w:rFonts w:ascii="Avenir Next" w:hAnsi="Avenir Next" w:cs="Avenir Next" w:eastAsia="Avenir Next"/>
+                <w:color w:val="1A1A1A"/>
+                <w:sz w:val="22"/>
                 <w:szCs w:val="18"/>
               </w:rPr>
-              <w:t xml:space="preserve">Commutative:</w:t>
-            </w:r>
-            <w:r>
-              <w:rPr>
-                <w:rFonts w:ascii="Avenir Next" w:hAnsi="Avenir Next" w:cs="Avenir Next" w:eastAsia="Avenir Next"/>
-                <w:color w:val="1A1A1A"/>
-                <w:sz w:val="18"/>
+              <w:t xml:space="preserve"> change the order. </w:t>
+            </w:r>
+            <w:r>
+              <w:rPr>
+                <w:rFonts w:ascii="Avenir Next" w:hAnsi="Avenir Next" w:cs="Avenir Next" w:eastAsia="Avenir Next"/>
+                <w:b/>
+                <w:color w:val="1A1A1A"/>
+                <w:sz w:val="22"/>
                 <w:szCs w:val="18"/>
               </w:rPr>
-              <w:t xml:space="preserve"> change the order. </w:t>
-            </w:r>
-            <w:r>
-              <w:rPr>
-                <w:rFonts w:ascii="Avenir Next" w:hAnsi="Avenir Next" w:cs="Avenir Next" w:eastAsia="Avenir Next"/>
-                <w:b/>
-                <w:color w:val="1A1A1A"/>
-                <w:sz w:val="18"/>
-                <w:szCs w:val="18"/>
-              </w:rPr>
               <w:t xml:space="preserve">Associative:</w:t>
             </w:r>
             <w:r>
               <w:rPr>
                 <w:rFonts w:ascii="Avenir Next" w:hAnsi="Avenir Next" w:cs="Avenir Next" w:eastAsia="Avenir Next"/>
                 <w:color w:val="1A1A1A"/>
-                <w:sz w:val="18"/>
+                <w:sz w:val="22"/>
                 <w:szCs w:val="18"/>
               </w:rPr>
               <w:t xml:space="preserve"> change the grouping.</w:t>
@@ -355,25 +357,25 @@
                 <w:rFonts w:ascii="Avenir Next" w:hAnsi="Avenir Next" w:cs="Avenir Next" w:eastAsia="Avenir Next"/>
                 <w:b/>
                 <w:color w:val="003A70"/>
+                <w:sz w:val="22"/>
+                <w:szCs w:val="18"/>
+              </w:rPr>
+              <w:t xml:space="preserve">•</w:t>
+            </w:r>
+            <w:r>
+              <w:rPr>
+                <w:rFonts w:ascii="Avenir Next" w:hAnsi="Avenir Next" w:cs="Avenir Next" w:eastAsia="Avenir Next"/>
+                <w:color w:val="1A1A1A"/>
                 <w:sz w:val="18"/>
                 <w:szCs w:val="18"/>
               </w:rPr>
-              <w:t xml:space="preserve">•</w:t>
-            </w:r>
-            <w:r>
-              <w:rPr>
-                <w:rFonts w:ascii="Avenir Next" w:hAnsi="Avenir Next" w:cs="Avenir Next" w:eastAsia="Avenir Next"/>
-                <w:color w:val="1A1A1A"/>
-                <w:sz w:val="18"/>
-                <w:szCs w:val="18"/>
-              </w:rPr>
               <w:tab/>
             </w:r>
             <w:r>
               <w:rPr>
                 <w:rFonts w:ascii="Avenir Next" w:hAnsi="Avenir Next" w:cs="Avenir Next" w:eastAsia="Avenir Next"/>
                 <w:color w:val="1A1A1A"/>
-                <w:sz w:val="18"/>
+                <w:sz w:val="22"/>
                 <w:szCs w:val="18"/>
               </w:rPr>
               <w:t xml:space="preserve">Simplest form: distribute, put like terms together, then combine them.</w:t>
@@ -388,6 +390,7 @@
           </w:tcPr>
           <w:p>
             <w:pPr>
+              <w:pStyle w:val="Heading2"/>
               <w:spacing w:before="0" w:after="0" w:line="240" w:lineRule="auto"/>
             </w:pPr>
             <w:r>
@@ -410,7 +413,7 @@
               <w:rPr>
                 <w:rFonts w:ascii="Avenir Next" w:hAnsi="Avenir Next" w:cs="Avenir Next" w:eastAsia="Avenir Next"/>
                 <w:color w:val="1A1A1A"/>
-                <w:sz w:val="17"/>
+                <w:sz w:val="22"/>
                 <w:szCs w:val="17"/>
               </w:rPr>
               <w:t xml:space="preserve">Write 3(</w:t>
@@ -420,7 +423,7 @@
                 <w:rFonts w:ascii="Avenir Next" w:hAnsi="Avenir Next" w:cs="Avenir Next" w:eastAsia="Avenir Next"/>
                 <w:i/>
                 <w:color w:val="1A1A1A"/>
-                <w:sz w:val="17"/>
+                <w:sz w:val="22"/>
                 <w:szCs w:val="17"/>
               </w:rPr>
               <w:t xml:space="preserve">k</w:t>
@@ -429,7 +432,7 @@
               <w:rPr>
                 <w:rFonts w:ascii="Avenir Next" w:hAnsi="Avenir Next" w:cs="Avenir Next" w:eastAsia="Avenir Next"/>
                 <w:color w:val="1A1A1A"/>
-                <w:sz w:val="17"/>
+                <w:sz w:val="22"/>
                 <w:szCs w:val="17"/>
               </w:rPr>
               <w:t xml:space="preserve"> + 4) + 2</w:t>
@@ -439,7 +442,7 @@
                 <w:rFonts w:ascii="Avenir Next" w:hAnsi="Avenir Next" w:cs="Avenir Next" w:eastAsia="Avenir Next"/>
                 <w:i/>
                 <w:color w:val="1A1A1A"/>
-                <w:sz w:val="17"/>
+                <w:sz w:val="22"/>
                 <w:szCs w:val="17"/>
               </w:rPr>
               <w:t xml:space="preserve">k</w:t>
@@ -448,7 +451,7 @@
               <w:rPr>
                 <w:rFonts w:ascii="Avenir Next" w:hAnsi="Avenir Next" w:cs="Avenir Next" w:eastAsia="Avenir Next"/>
                 <w:color w:val="1A1A1A"/>
-                <w:sz w:val="17"/>
+                <w:sz w:val="22"/>
                 <w:szCs w:val="17"/>
               </w:rPr>
               <w:t xml:space="preserve"> in simplest form.</w:t>
@@ -467,54 +470,54 @@
                 <w:rFonts w:ascii="Avenir Next" w:hAnsi="Avenir Next" w:cs="Avenir Next" w:eastAsia="Avenir Next"/>
                 <w:b/>
                 <w:color w:val="003A70"/>
+                <w:sz w:val="22"/>
+                <w:szCs w:val="17"/>
+              </w:rPr>
+              <w:t xml:space="preserve">Step 1</w:t>
+            </w:r>
+            <w:r>
+              <w:rPr>
+                <w:rFonts w:ascii="Avenir Next" w:hAnsi="Avenir Next" w:cs="Avenir Next" w:eastAsia="Avenir Next"/>
+                <w:color w:val="1A1A1A"/>
                 <w:sz w:val="17"/>
                 <w:szCs w:val="17"/>
               </w:rPr>
-              <w:t xml:space="preserve">Step 1</w:t>
-            </w:r>
-            <w:r>
-              <w:rPr>
-                <w:rFonts w:ascii="Avenir Next" w:hAnsi="Avenir Next" w:cs="Avenir Next" w:eastAsia="Avenir Next"/>
-                <w:color w:val="1A1A1A"/>
-                <w:sz w:val="17"/>
+              <w:tab/>
+            </w:r>
+            <w:r>
+              <w:rPr>
+                <w:rFonts w:ascii="Avenir Next" w:hAnsi="Avenir Next" w:cs="Avenir Next" w:eastAsia="Avenir Next"/>
+                <w:color w:val="1A1A1A"/>
+                <w:sz w:val="22"/>
                 <w:szCs w:val="17"/>
               </w:rPr>
-              <w:tab/>
-            </w:r>
-            <w:r>
-              <w:rPr>
-                <w:rFonts w:ascii="Avenir Next" w:hAnsi="Avenir Next" w:cs="Avenir Next" w:eastAsia="Avenir Next"/>
-                <w:color w:val="1A1A1A"/>
-                <w:sz w:val="17"/>
+              <w:t xml:space="preserve">Distribute: 3</w:t>
+            </w:r>
+            <w:r>
+              <w:rPr>
+                <w:rFonts w:ascii="Avenir Next" w:hAnsi="Avenir Next" w:cs="Avenir Next" w:eastAsia="Avenir Next"/>
+                <w:i/>
+                <w:color w:val="1A1A1A"/>
+                <w:sz w:val="22"/>
                 <w:szCs w:val="17"/>
               </w:rPr>
-              <w:t xml:space="preserve">Distribute: 3</w:t>
+              <w:t xml:space="preserve">k</w:t>
+            </w:r>
+            <w:r>
+              <w:rPr>
+                <w:rFonts w:ascii="Avenir Next" w:hAnsi="Avenir Next" w:cs="Avenir Next" w:eastAsia="Avenir Next"/>
+                <w:color w:val="1A1A1A"/>
+                <w:sz w:val="22"/>
+                <w:szCs w:val="17"/>
+              </w:rPr>
+              <w:t xml:space="preserve"> + 12 + 2</w:t>
             </w:r>
             <w:r>
               <w:rPr>
                 <w:rFonts w:ascii="Avenir Next" w:hAnsi="Avenir Next" w:cs="Avenir Next" w:eastAsia="Avenir Next"/>
                 <w:i/>
                 <w:color w:val="1A1A1A"/>
-                <w:sz w:val="17"/>
-                <w:szCs w:val="17"/>
-              </w:rPr>
-              <w:t xml:space="preserve">k</w:t>
-            </w:r>
-            <w:r>
-              <w:rPr>
-                <w:rFonts w:ascii="Avenir Next" w:hAnsi="Avenir Next" w:cs="Avenir Next" w:eastAsia="Avenir Next"/>
-                <w:color w:val="1A1A1A"/>
-                <w:sz w:val="17"/>
-                <w:szCs w:val="17"/>
-              </w:rPr>
-              <w:t xml:space="preserve"> + 12 + 2</w:t>
-            </w:r>
-            <w:r>
-              <w:rPr>
-                <w:rFonts w:ascii="Avenir Next" w:hAnsi="Avenir Next" w:cs="Avenir Next" w:eastAsia="Avenir Next"/>
-                <w:i/>
-                <w:color w:val="1A1A1A"/>
-                <w:sz w:val="17"/>
+                <w:sz w:val="22"/>
                 <w:szCs w:val="17"/>
               </w:rPr>
               <w:t xml:space="preserve">k</w:t>
@@ -533,35 +536,54 @@
                 <w:rFonts w:ascii="Avenir Next" w:hAnsi="Avenir Next" w:cs="Avenir Next" w:eastAsia="Avenir Next"/>
                 <w:b/>
                 <w:color w:val="003A70"/>
+                <w:sz w:val="22"/>
+                <w:szCs w:val="17"/>
+              </w:rPr>
+              <w:t xml:space="preserve">Step 2</w:t>
+            </w:r>
+            <w:r>
+              <w:rPr>
+                <w:rFonts w:ascii="Avenir Next" w:hAnsi="Avenir Next" w:cs="Avenir Next" w:eastAsia="Avenir Next"/>
+                <w:color w:val="1A1A1A"/>
                 <w:sz w:val="17"/>
                 <w:szCs w:val="17"/>
               </w:rPr>
-              <w:t xml:space="preserve">Step 2</w:t>
-            </w:r>
-            <w:r>
-              <w:rPr>
-                <w:rFonts w:ascii="Avenir Next" w:hAnsi="Avenir Next" w:cs="Avenir Next" w:eastAsia="Avenir Next"/>
-                <w:color w:val="1A1A1A"/>
-                <w:sz w:val="17"/>
+              <w:tab/>
+            </w:r>
+            <w:r>
+              <w:rPr>
+                <w:rFonts w:ascii="Avenir Next" w:hAnsi="Avenir Next" w:cs="Avenir Next" w:eastAsia="Avenir Next"/>
+                <w:color w:val="1A1A1A"/>
+                <w:sz w:val="22"/>
                 <w:szCs w:val="17"/>
               </w:rPr>
-              <w:tab/>
-            </w:r>
-            <w:r>
-              <w:rPr>
-                <w:rFonts w:ascii="Avenir Next" w:hAnsi="Avenir Next" w:cs="Avenir Next" w:eastAsia="Avenir Next"/>
-                <w:color w:val="1A1A1A"/>
-                <w:sz w:val="17"/>
+              <w:t xml:space="preserve">Reorder (commutative): 3</w:t>
+            </w:r>
+            <w:r>
+              <w:rPr>
+                <w:rFonts w:ascii="Avenir Next" w:hAnsi="Avenir Next" w:cs="Avenir Next" w:eastAsia="Avenir Next"/>
+                <w:i/>
+                <w:color w:val="1A1A1A"/>
+                <w:sz w:val="22"/>
                 <w:szCs w:val="17"/>
               </w:rPr>
-              <w:t xml:space="preserve">Reorder (commutative): 3</w:t>
+              <w:t xml:space="preserve">k</w:t>
+            </w:r>
+            <w:r>
+              <w:rPr>
+                <w:rFonts w:ascii="Avenir Next" w:hAnsi="Avenir Next" w:cs="Avenir Next" w:eastAsia="Avenir Next"/>
+                <w:color w:val="1A1A1A"/>
+                <w:sz w:val="22"/>
+                <w:szCs w:val="17"/>
+              </w:rPr>
+              <w:t xml:space="preserve"> + 2</w:t>
             </w:r>
             <w:r>
               <w:rPr>
                 <w:rFonts w:ascii="Avenir Next" w:hAnsi="Avenir Next" w:cs="Avenir Next" w:eastAsia="Avenir Next"/>
                 <w:i/>
                 <w:color w:val="1A1A1A"/>
-                <w:sz w:val="17"/>
+                <w:sz w:val="22"/>
                 <w:szCs w:val="17"/>
               </w:rPr>
               <w:t xml:space="preserve">k</w:t>
@@ -570,26 +592,7 @@
               <w:rPr>
                 <w:rFonts w:ascii="Avenir Next" w:hAnsi="Avenir Next" w:cs="Avenir Next" w:eastAsia="Avenir Next"/>
                 <w:color w:val="1A1A1A"/>
-                <w:sz w:val="17"/>
-                <w:szCs w:val="17"/>
-              </w:rPr>
-              <w:t xml:space="preserve"> + 2</w:t>
-            </w:r>
-            <w:r>
-              <w:rPr>
-                <w:rFonts w:ascii="Avenir Next" w:hAnsi="Avenir Next" w:cs="Avenir Next" w:eastAsia="Avenir Next"/>
-                <w:i/>
-                <w:color w:val="1A1A1A"/>
-                <w:sz w:val="17"/>
-                <w:szCs w:val="17"/>
-              </w:rPr>
-              <w:t xml:space="preserve">k</w:t>
-            </w:r>
-            <w:r>
-              <w:rPr>
-                <w:rFonts w:ascii="Avenir Next" w:hAnsi="Avenir Next" w:cs="Avenir Next" w:eastAsia="Avenir Next"/>
-                <w:color w:val="1A1A1A"/>
-                <w:sz w:val="17"/>
+                <w:sz w:val="22"/>
                 <w:szCs w:val="17"/>
               </w:rPr>
               <w:t xml:space="preserve"> + 12</w:t>
@@ -608,44 +611,44 @@
                 <w:rFonts w:ascii="Avenir Next" w:hAnsi="Avenir Next" w:cs="Avenir Next" w:eastAsia="Avenir Next"/>
                 <w:b/>
                 <w:color w:val="003A70"/>
+                <w:sz w:val="22"/>
+                <w:szCs w:val="17"/>
+              </w:rPr>
+              <w:t xml:space="preserve">Step 3</w:t>
+            </w:r>
+            <w:r>
+              <w:rPr>
+                <w:rFonts w:ascii="Avenir Next" w:hAnsi="Avenir Next" w:cs="Avenir Next" w:eastAsia="Avenir Next"/>
+                <w:color w:val="1A1A1A"/>
                 <w:sz w:val="17"/>
                 <w:szCs w:val="17"/>
               </w:rPr>
-              <w:t xml:space="preserve">Step 3</w:t>
-            </w:r>
-            <w:r>
-              <w:rPr>
-                <w:rFonts w:ascii="Avenir Next" w:hAnsi="Avenir Next" w:cs="Avenir Next" w:eastAsia="Avenir Next"/>
-                <w:color w:val="1A1A1A"/>
-                <w:sz w:val="17"/>
+              <w:tab/>
+            </w:r>
+            <w:r>
+              <w:rPr>
+                <w:rFonts w:ascii="Avenir Next" w:hAnsi="Avenir Next" w:cs="Avenir Next" w:eastAsia="Avenir Next"/>
+                <w:color w:val="1A1A1A"/>
+                <w:sz w:val="22"/>
                 <w:szCs w:val="17"/>
               </w:rPr>
-              <w:tab/>
-            </w:r>
-            <w:r>
-              <w:rPr>
-                <w:rFonts w:ascii="Avenir Next" w:hAnsi="Avenir Next" w:cs="Avenir Next" w:eastAsia="Avenir Next"/>
-                <w:color w:val="1A1A1A"/>
-                <w:sz w:val="17"/>
+              <w:t xml:space="preserve">Combine like terms: 5</w:t>
+            </w:r>
+            <w:r>
+              <w:rPr>
+                <w:rFonts w:ascii="Avenir Next" w:hAnsi="Avenir Next" w:cs="Avenir Next" w:eastAsia="Avenir Next"/>
+                <w:i/>
+                <w:color w:val="1A1A1A"/>
+                <w:sz w:val="22"/>
                 <w:szCs w:val="17"/>
               </w:rPr>
-              <w:t xml:space="preserve">Combine like terms: 5</w:t>
-            </w:r>
-            <w:r>
-              <w:rPr>
-                <w:rFonts w:ascii="Avenir Next" w:hAnsi="Avenir Next" w:cs="Avenir Next" w:eastAsia="Avenir Next"/>
-                <w:i/>
-                <w:color w:val="1A1A1A"/>
-                <w:sz w:val="17"/>
-                <w:szCs w:val="17"/>
-              </w:rPr>
               <w:t xml:space="preserve">k</w:t>
             </w:r>
             <w:r>
               <w:rPr>
                 <w:rFonts w:ascii="Avenir Next" w:hAnsi="Avenir Next" w:cs="Avenir Next" w:eastAsia="Avenir Next"/>
                 <w:color w:val="1A1A1A"/>
-                <w:sz w:val="17"/>
+                <w:sz w:val="22"/>
                 <w:szCs w:val="17"/>
               </w:rPr>
               <w:t xml:space="preserve"> + 12</w:t>
@@ -664,39 +667,39 @@
                 <w:rFonts w:ascii="Avenir Next" w:hAnsi="Avenir Next" w:cs="Avenir Next" w:eastAsia="Avenir Next"/>
                 <w:b/>
                 <w:color w:val="1A1A1A"/>
+                <w:sz w:val="22"/>
+                <w:szCs w:val="17"/>
+              </w:rPr>
+              <w:t xml:space="preserve">Answer</w:t>
+            </w:r>
+            <w:r>
+              <w:rPr>
+                <w:rFonts w:ascii="Avenir Next" w:hAnsi="Avenir Next" w:cs="Avenir Next" w:eastAsia="Avenir Next"/>
+                <w:color w:val="1A1A1A"/>
                 <w:sz w:val="17"/>
                 <w:szCs w:val="17"/>
               </w:rPr>
-              <w:t xml:space="preserve">Answer</w:t>
-            </w:r>
-            <w:r>
-              <w:rPr>
-                <w:rFonts w:ascii="Avenir Next" w:hAnsi="Avenir Next" w:cs="Avenir Next" w:eastAsia="Avenir Next"/>
-                <w:color w:val="1A1A1A"/>
-                <w:sz w:val="17"/>
+              <w:tab/>
+            </w:r>
+            <w:r>
+              <w:rPr>
+                <w:rFonts w:ascii="Avenir Next" w:hAnsi="Avenir Next" w:cs="Avenir Next" w:eastAsia="Avenir Next"/>
+                <w:b/>
+                <w:color w:val="1A1A1A"/>
+                <w:sz w:val="22"/>
                 <w:szCs w:val="17"/>
               </w:rPr>
-              <w:tab/>
-            </w:r>
-            <w:r>
-              <w:rPr>
-                <w:rFonts w:ascii="Avenir Next" w:hAnsi="Avenir Next" w:cs="Avenir Next" w:eastAsia="Avenir Next"/>
-                <w:b/>
-                <w:color w:val="1A1A1A"/>
-                <w:sz w:val="17"/>
+              <w:t xml:space="preserve">5</w:t>
+            </w:r>
+            <w:r>
+              <w:rPr>
+                <w:rFonts w:ascii="Avenir Next" w:hAnsi="Avenir Next" w:cs="Avenir Next" w:eastAsia="Avenir Next"/>
+                <w:b/>
+                <w:i/>
+                <w:color w:val="1A1A1A"/>
+                <w:sz w:val="22"/>
                 <w:szCs w:val="17"/>
               </w:rPr>
-              <w:t xml:space="preserve">5</w:t>
-            </w:r>
-            <w:r>
-              <w:rPr>
-                <w:rFonts w:ascii="Avenir Next" w:hAnsi="Avenir Next" w:cs="Avenir Next" w:eastAsia="Avenir Next"/>
-                <w:b/>
-                <w:i/>
-                <w:color w:val="1A1A1A"/>
-                <w:sz w:val="17"/>
-                <w:szCs w:val="17"/>
-              </w:rPr>
               <w:t xml:space="preserve">k</w:t>
             </w:r>
             <w:r>
@@ -704,7 +707,7 @@
                 <w:rFonts w:ascii="Avenir Next" w:hAnsi="Avenir Next" w:cs="Avenir Next" w:eastAsia="Avenir Next"/>
                 <w:b/>
                 <w:color w:val="1A1A1A"/>
-                <w:sz w:val="17"/>
+                <w:sz w:val="22"/>
                 <w:szCs w:val="17"/>
               </w:rPr>
               <w:t xml:space="preserve"> + 12</w:t>
@@ -715,6 +718,7 @@
     </w:tbl>
     <w:p>
       <w:pPr>
+        <w:pStyle w:val="Heading2"/>
         <w:keepNext/>
         <w:pBdr>
           <w:bottom w:val="single" w:sz="8" w:space="3" w:color="003A70"/>
@@ -730,7 +734,7 @@
           <w:b/>
           <w:color w:val="003A70"/>
           <w:spacing w:val="14"/>
-          <w:sz w:val="19"/>
+          <w:sz w:val="22"/>
           <w:szCs w:val="19"/>
         </w:rPr>
         <w:t xml:space="preserve">PRACTICE</w:t>
@@ -749,7 +753,7 @@
           <w:rFonts w:ascii="Avenir Next" w:hAnsi="Avenir Next" w:cs="Avenir Next" w:eastAsia="Avenir Next"/>
           <w:i/>
           <w:color w:val="5A5F66"/>
-          <w:sz w:val="17"/>
+          <w:sz w:val="22"/>
           <w:szCs w:val="17"/>
         </w:rPr>
         <w:t xml:space="preserve">show your work · label units</w:t>
@@ -769,25 +773,25 @@
           <w:rFonts w:ascii="Avenir Next" w:hAnsi="Avenir Next" w:cs="Avenir Next" w:eastAsia="Avenir Next"/>
           <w:b/>
           <w:color w:val="1A1A1A"/>
+          <w:sz w:val="22"/>
+          <w:szCs w:val="20"/>
+        </w:rPr>
+        <w:t xml:space="preserve">1.</w:t>
+      </w:r>
+      <w:r>
+        <w:rPr>
+          <w:rFonts w:ascii="Avenir Next" w:hAnsi="Avenir Next" w:cs="Avenir Next" w:eastAsia="Avenir Next"/>
+          <w:color w:val="1A1A1A"/>
           <w:sz w:val="20"/>
           <w:szCs w:val="20"/>
         </w:rPr>
-        <w:t xml:space="preserve">1.</w:t>
-      </w:r>
-      <w:r>
-        <w:rPr>
-          <w:rFonts w:ascii="Avenir Next" w:hAnsi="Avenir Next" w:cs="Avenir Next" w:eastAsia="Avenir Next"/>
-          <w:color w:val="1A1A1A"/>
-          <w:sz w:val="20"/>
-          <w:szCs w:val="20"/>
-        </w:rPr>
         <w:tab/>
       </w:r>
       <w:r>
         <w:rPr>
           <w:rFonts w:ascii="Avenir Next" w:hAnsi="Avenir Next" w:cs="Avenir Next" w:eastAsia="Avenir Next"/>
           <w:color w:val="1A1A1A"/>
-          <w:sz w:val="20"/>
+          <w:sz w:val="22"/>
           <w:szCs w:val="20"/>
         </w:rPr>
         <w:t xml:space="preserve">Use the distributive property to rewrite each expression.</w:t>
@@ -843,7 +847,7 @@
                 <w:rFonts w:ascii="Avenir Next" w:hAnsi="Avenir Next" w:cs="Avenir Next" w:eastAsia="Avenir Next"/>
                 <w:b/>
                 <w:color w:val="003A70"/>
-                <w:sz w:val="20"/>
+                <w:sz w:val="22"/>
                 <w:szCs w:val="20"/>
               </w:rPr>
               <w:t xml:space="preserve">a.</w:t>
@@ -861,7 +865,7 @@
               <w:rPr>
                 <w:rFonts w:ascii="Avenir Next" w:hAnsi="Avenir Next" w:cs="Avenir Next" w:eastAsia="Avenir Next"/>
                 <w:color w:val="1A1A1A"/>
-                <w:sz w:val="20"/>
+                <w:sz w:val="22"/>
                 <w:szCs w:val="20"/>
               </w:rPr>
               <w:t xml:space="preserve">6(</w:t>
@@ -871,7 +875,7 @@
                 <w:rFonts w:ascii="Avenir Next" w:hAnsi="Avenir Next" w:cs="Avenir Next" w:eastAsia="Avenir Next"/>
                 <w:i/>
                 <w:color w:val="1A1A1A"/>
-                <w:sz w:val="20"/>
+                <w:sz w:val="22"/>
                 <w:szCs w:val="20"/>
               </w:rPr>
               <w:t xml:space="preserve">n</w:t>
@@ -880,7 +884,7 @@
               <w:rPr>
                 <w:rFonts w:ascii="Avenir Next" w:hAnsi="Avenir Next" w:cs="Avenir Next" w:eastAsia="Avenir Next"/>
                 <w:color w:val="1A1A1A"/>
-                <w:sz w:val="20"/>
+                <w:sz w:val="22"/>
                 <w:szCs w:val="20"/>
               </w:rPr>
               <w:t xml:space="preserve"> + 2) =</w:t>
@@ -924,7 +928,7 @@
                 <w:rFonts w:ascii="Avenir Next" w:hAnsi="Avenir Next" w:cs="Avenir Next" w:eastAsia="Avenir Next"/>
                 <w:b/>
                 <w:color w:val="003A70"/>
-                <w:sz w:val="20"/>
+                <w:sz w:val="22"/>
                 <w:szCs w:val="20"/>
               </w:rPr>
               <w:t xml:space="preserve">b.</w:t>
@@ -942,7 +946,7 @@
               <w:rPr>
                 <w:rFonts w:ascii="Avenir Next" w:hAnsi="Avenir Next" w:cs="Avenir Next" w:eastAsia="Avenir Next"/>
                 <w:color w:val="1A1A1A"/>
-                <w:sz w:val="20"/>
+                <w:sz w:val="22"/>
                 <w:szCs w:val="20"/>
               </w:rPr>
               <w:t xml:space="preserve">3(4</w:t>
@@ -952,7 +956,7 @@
                 <w:rFonts w:ascii="Avenir Next" w:hAnsi="Avenir Next" w:cs="Avenir Next" w:eastAsia="Avenir Next"/>
                 <w:i/>
                 <w:color w:val="1A1A1A"/>
-                <w:sz w:val="20"/>
+                <w:sz w:val="22"/>
                 <w:szCs w:val="20"/>
               </w:rPr>
               <w:t xml:space="preserve">x</w:t>
@@ -961,7 +965,7 @@
               <w:rPr>
                 <w:rFonts w:ascii="Avenir Next" w:hAnsi="Avenir Next" w:cs="Avenir Next" w:eastAsia="Avenir Next"/>
                 <w:color w:val="1A1A1A"/>
-                <w:sz w:val="20"/>
+                <w:sz w:val="22"/>
                 <w:szCs w:val="20"/>
               </w:rPr>
               <w:t xml:space="preserve"> + 1) =</w:t>
@@ -1005,7 +1009,7 @@
                 <w:rFonts w:ascii="Avenir Next" w:hAnsi="Avenir Next" w:cs="Avenir Next" w:eastAsia="Avenir Next"/>
                 <w:b/>
                 <w:color w:val="003A70"/>
-                <w:sz w:val="20"/>
+                <w:sz w:val="22"/>
                 <w:szCs w:val="20"/>
               </w:rPr>
               <w:t xml:space="preserve">c.</w:t>
@@ -1023,7 +1027,7 @@
               <w:rPr>
                 <w:rFonts w:ascii="Avenir Next" w:hAnsi="Avenir Next" w:cs="Avenir Next" w:eastAsia="Avenir Next"/>
                 <w:color w:val="1A1A1A"/>
-                <w:sz w:val="20"/>
+                <w:sz w:val="22"/>
                 <w:szCs w:val="20"/>
               </w:rPr>
               <w:t xml:space="preserve">5(2 + </w:t>
@@ -1033,7 +1037,7 @@
                 <w:rFonts w:ascii="Avenir Next" w:hAnsi="Avenir Next" w:cs="Avenir Next" w:eastAsia="Avenir Next"/>
                 <w:i/>
                 <w:color w:val="1A1A1A"/>
-                <w:sz w:val="20"/>
+                <w:sz w:val="22"/>
                 <w:szCs w:val="20"/>
               </w:rPr>
               <w:t xml:space="preserve">y</w:t>
@@ -1042,7 +1046,7 @@
               <w:rPr>
                 <w:rFonts w:ascii="Avenir Next" w:hAnsi="Avenir Next" w:cs="Avenir Next" w:eastAsia="Avenir Next"/>
                 <w:color w:val="1A1A1A"/>
-                <w:sz w:val="20"/>
+                <w:sz w:val="22"/>
                 <w:szCs w:val="20"/>
               </w:rPr>
               <w:t xml:space="preserve">) =</w:t>
@@ -1092,7 +1096,7 @@
                 <w:rFonts w:ascii="Avenir Next" w:hAnsi="Avenir Next" w:cs="Avenir Next" w:eastAsia="Avenir Next"/>
                 <w:b/>
                 <w:color w:val="003A70"/>
-                <w:sz w:val="20"/>
+                <w:sz w:val="22"/>
                 <w:szCs w:val="20"/>
               </w:rPr>
               <w:t xml:space="preserve">d.</w:t>
@@ -1110,7 +1114,7 @@
               <w:rPr>
                 <w:rFonts w:ascii="Avenir Next" w:hAnsi="Avenir Next" w:cs="Avenir Next" w:eastAsia="Avenir Next"/>
                 <w:color w:val="1A1A1A"/>
-                <w:sz w:val="20"/>
+                <w:sz w:val="22"/>
                 <w:szCs w:val="20"/>
               </w:rPr>
               <w:t xml:space="preserve">7(</w:t>
@@ -1120,7 +1124,7 @@
                 <w:rFonts w:ascii="Avenir Next" w:hAnsi="Avenir Next" w:cs="Avenir Next" w:eastAsia="Avenir Next"/>
                 <w:i/>
                 <w:color w:val="1A1A1A"/>
-                <w:sz w:val="20"/>
+                <w:sz w:val="22"/>
                 <w:szCs w:val="20"/>
               </w:rPr>
               <w:t xml:space="preserve">a</w:t>
@@ -1129,7 +1133,7 @@
               <w:rPr>
                 <w:rFonts w:ascii="Avenir Next" w:hAnsi="Avenir Next" w:cs="Avenir Next" w:eastAsia="Avenir Next"/>
                 <w:color w:val="1A1A1A"/>
-                <w:sz w:val="20"/>
+                <w:sz w:val="22"/>
                 <w:szCs w:val="20"/>
               </w:rPr>
               <w:t xml:space="preserve"> − 3) =</w:t>
@@ -1173,7 +1177,7 @@
                 <w:rFonts w:ascii="Avenir Next" w:hAnsi="Avenir Next" w:cs="Avenir Next" w:eastAsia="Avenir Next"/>
                 <w:b/>
                 <w:color w:val="003A70"/>
-                <w:sz w:val="20"/>
+                <w:sz w:val="22"/>
                 <w:szCs w:val="20"/>
               </w:rPr>
               <w:t xml:space="preserve">e.</w:t>
@@ -1191,7 +1195,7 @@
               <w:rPr>
                 <w:rFonts w:ascii="Avenir Next" w:hAnsi="Avenir Next" w:cs="Avenir Next" w:eastAsia="Avenir Next"/>
                 <w:color w:val="1A1A1A"/>
-                <w:sz w:val="20"/>
+                <w:sz w:val="22"/>
                 <w:szCs w:val="20"/>
               </w:rPr>
               <w:t xml:space="preserve">2(3</w:t>
@@ -1201,7 +1205,7 @@
                 <w:rFonts w:ascii="Avenir Next" w:hAnsi="Avenir Next" w:cs="Avenir Next" w:eastAsia="Avenir Next"/>
                 <w:i/>
                 <w:color w:val="1A1A1A"/>
-                <w:sz w:val="20"/>
+                <w:sz w:val="22"/>
                 <w:szCs w:val="20"/>
               </w:rPr>
               <w:t xml:space="preserve">b</w:t>
@@ -1210,7 +1214,7 @@
               <w:rPr>
                 <w:rFonts w:ascii="Avenir Next" w:hAnsi="Avenir Next" w:cs="Avenir Next" w:eastAsia="Avenir Next"/>
                 <w:color w:val="1A1A1A"/>
-                <w:sz w:val="20"/>
+                <w:sz w:val="22"/>
                 <w:szCs w:val="20"/>
               </w:rPr>
               <w:t xml:space="preserve"> + 5) =</w:t>
@@ -1254,7 +1258,7 @@
                 <w:rFonts w:ascii="Avenir Next" w:hAnsi="Avenir Next" w:cs="Avenir Next" w:eastAsia="Avenir Next"/>
                 <w:b/>
                 <w:color w:val="003A70"/>
-                <w:sz w:val="20"/>
+                <w:sz w:val="22"/>
                 <w:szCs w:val="20"/>
               </w:rPr>
               <w:t xml:space="preserve">f.</w:t>
@@ -1272,7 +1276,7 @@
               <w:rPr>
                 <w:rFonts w:ascii="Avenir Next" w:hAnsi="Avenir Next" w:cs="Avenir Next" w:eastAsia="Avenir Next"/>
                 <w:color w:val="1A1A1A"/>
-                <w:sz w:val="20"/>
+                <w:sz w:val="22"/>
                 <w:szCs w:val="20"/>
               </w:rPr>
               <w:t xml:space="preserve">10(</w:t>
@@ -1282,7 +1286,7 @@
                 <w:rFonts w:ascii="Avenir Next" w:hAnsi="Avenir Next" w:cs="Avenir Next" w:eastAsia="Avenir Next"/>
                 <w:i/>
                 <w:color w:val="1A1A1A"/>
-                <w:sz w:val="20"/>
+                <w:sz w:val="22"/>
                 <w:szCs w:val="20"/>
               </w:rPr>
               <w:t xml:space="preserve">m</w:t>
@@ -1291,7 +1295,7 @@
               <w:rPr>
                 <w:rFonts w:ascii="Avenir Next" w:hAnsi="Avenir Next" w:cs="Avenir Next" w:eastAsia="Avenir Next"/>
                 <w:color w:val="1A1A1A"/>
-                <w:sz w:val="20"/>
+                <w:sz w:val="22"/>
                 <w:szCs w:val="20"/>
               </w:rPr>
               <w:t xml:space="preserve"> − 1) =</w:t>
@@ -1338,25 +1342,25 @@
           <w:rFonts w:ascii="Avenir Next" w:hAnsi="Avenir Next" w:cs="Avenir Next" w:eastAsia="Avenir Next"/>
           <w:b/>
           <w:color w:val="1A1A1A"/>
+          <w:sz w:val="22"/>
+          <w:szCs w:val="20"/>
+        </w:rPr>
+        <w:t xml:space="preserve">2.</w:t>
+      </w:r>
+      <w:r>
+        <w:rPr>
+          <w:rFonts w:ascii="Avenir Next" w:hAnsi="Avenir Next" w:cs="Avenir Next" w:eastAsia="Avenir Next"/>
+          <w:color w:val="1A1A1A"/>
           <w:sz w:val="20"/>
           <w:szCs w:val="20"/>
         </w:rPr>
-        <w:t xml:space="preserve">2.</w:t>
-      </w:r>
-      <w:r>
-        <w:rPr>
-          <w:rFonts w:ascii="Avenir Next" w:hAnsi="Avenir Next" w:cs="Avenir Next" w:eastAsia="Avenir Next"/>
-          <w:color w:val="1A1A1A"/>
-          <w:sz w:val="20"/>
-          <w:szCs w:val="20"/>
-        </w:rPr>
         <w:tab/>
       </w:r>
       <w:r>
         <w:rPr>
           <w:rFonts w:ascii="Avenir Next" w:hAnsi="Avenir Next" w:cs="Avenir Next" w:eastAsia="Avenir Next"/>
           <w:color w:val="1A1A1A"/>
-          <w:sz w:val="20"/>
+          <w:sz w:val="22"/>
           <w:szCs w:val="20"/>
         </w:rPr>
         <w:t xml:space="preserve">Use the distributive property to find each product. Show the sum you used.</w:t>
@@ -1411,7 +1415,7 @@
                 <w:rFonts w:ascii="Avenir Next" w:hAnsi="Avenir Next" w:cs="Avenir Next" w:eastAsia="Avenir Next"/>
                 <w:b/>
                 <w:color w:val="003A70"/>
-                <w:sz w:val="20"/>
+                <w:sz w:val="22"/>
                 <w:szCs w:val="20"/>
               </w:rPr>
               <w:t xml:space="preserve">a.</w:t>
@@ -1429,7 +1433,7 @@
               <w:rPr>
                 <w:rFonts w:ascii="Avenir Next" w:hAnsi="Avenir Next" w:cs="Avenir Next" w:eastAsia="Avenir Next"/>
                 <w:color w:val="1A1A1A"/>
-                <w:sz w:val="20"/>
+                <w:sz w:val="22"/>
                 <w:szCs w:val="20"/>
               </w:rPr>
               <w:t xml:space="preserve">6 × 34 =</w:t>
@@ -1473,7 +1477,7 @@
                 <w:rFonts w:ascii="Avenir Next" w:hAnsi="Avenir Next" w:cs="Avenir Next" w:eastAsia="Avenir Next"/>
                 <w:b/>
                 <w:color w:val="003A70"/>
-                <w:sz w:val="20"/>
+                <w:sz w:val="22"/>
                 <w:szCs w:val="20"/>
               </w:rPr>
               <w:t xml:space="preserve">b.</w:t>
@@ -1491,7 +1495,7 @@
               <w:rPr>
                 <w:rFonts w:ascii="Avenir Next" w:hAnsi="Avenir Next" w:cs="Avenir Next" w:eastAsia="Avenir Next"/>
                 <w:color w:val="1A1A1A"/>
-                <w:sz w:val="20"/>
+                <w:sz w:val="22"/>
                 <w:szCs w:val="20"/>
               </w:rPr>
               <w:t xml:space="preserve">8 × 52 =</w:t>
@@ -1538,25 +1542,25 @@
           <w:rFonts w:ascii="Avenir Next" w:hAnsi="Avenir Next" w:cs="Avenir Next" w:eastAsia="Avenir Next"/>
           <w:b/>
           <w:color w:val="1A1A1A"/>
+          <w:sz w:val="22"/>
+          <w:szCs w:val="20"/>
+        </w:rPr>
+        <w:t xml:space="preserve">3.</w:t>
+      </w:r>
+      <w:r>
+        <w:rPr>
+          <w:rFonts w:ascii="Avenir Next" w:hAnsi="Avenir Next" w:cs="Avenir Next" w:eastAsia="Avenir Next"/>
+          <w:color w:val="1A1A1A"/>
           <w:sz w:val="20"/>
           <w:szCs w:val="20"/>
         </w:rPr>
-        <w:t xml:space="preserve">3.</w:t>
-      </w:r>
-      <w:r>
-        <w:rPr>
-          <w:rFonts w:ascii="Avenir Next" w:hAnsi="Avenir Next" w:cs="Avenir Next" w:eastAsia="Avenir Next"/>
-          <w:color w:val="1A1A1A"/>
-          <w:sz w:val="20"/>
-          <w:szCs w:val="20"/>
-        </w:rPr>
         <w:tab/>
       </w:r>
       <w:r>
         <w:rPr>
           <w:rFonts w:ascii="Avenir Next" w:hAnsi="Avenir Next" w:cs="Avenir Next" w:eastAsia="Avenir Next"/>
           <w:color w:val="1A1A1A"/>
-          <w:sz w:val="20"/>
+          <w:sz w:val="22"/>
           <w:szCs w:val="20"/>
         </w:rPr>
         <w:t xml:space="preserve">Write each expression in simplest form.</w:t>
@@ -1611,7 +1615,7 @@
                 <w:rFonts w:ascii="Avenir Next" w:hAnsi="Avenir Next" w:cs="Avenir Next" w:eastAsia="Avenir Next"/>
                 <w:b/>
                 <w:color w:val="003A70"/>
-                <w:sz w:val="20"/>
+                <w:sz w:val="22"/>
                 <w:szCs w:val="20"/>
               </w:rPr>
               <w:t xml:space="preserve">a.</w:t>
@@ -1629,7 +1633,7 @@
               <w:rPr>
                 <w:rFonts w:ascii="Avenir Next" w:hAnsi="Avenir Next" w:cs="Avenir Next" w:eastAsia="Avenir Next"/>
                 <w:color w:val="1A1A1A"/>
-                <w:sz w:val="20"/>
+                <w:sz w:val="22"/>
                 <w:szCs w:val="20"/>
               </w:rPr>
               <w:t xml:space="preserve">4(</w:t>
@@ -1639,7 +1643,7 @@
                 <w:rFonts w:ascii="Avenir Next" w:hAnsi="Avenir Next" w:cs="Avenir Next" w:eastAsia="Avenir Next"/>
                 <w:i/>
                 <w:color w:val="1A1A1A"/>
-                <w:sz w:val="20"/>
+                <w:sz w:val="22"/>
                 <w:szCs w:val="20"/>
               </w:rPr>
               <w:t xml:space="preserve">c</w:t>
@@ -1648,7 +1652,7 @@
               <w:rPr>
                 <w:rFonts w:ascii="Avenir Next" w:hAnsi="Avenir Next" w:cs="Avenir Next" w:eastAsia="Avenir Next"/>
                 <w:color w:val="1A1A1A"/>
-                <w:sz w:val="20"/>
+                <w:sz w:val="22"/>
                 <w:szCs w:val="20"/>
               </w:rPr>
               <w:t xml:space="preserve"> + 3) + 5</w:t>
@@ -1658,7 +1662,7 @@
                 <w:rFonts w:ascii="Avenir Next" w:hAnsi="Avenir Next" w:cs="Avenir Next" w:eastAsia="Avenir Next"/>
                 <w:i/>
                 <w:color w:val="1A1A1A"/>
-                <w:sz w:val="20"/>
+                <w:sz w:val="22"/>
                 <w:szCs w:val="20"/>
               </w:rPr>
               <w:t xml:space="preserve">c</w:t>
@@ -1667,7 +1671,7 @@
               <w:rPr>
                 <w:rFonts w:ascii="Avenir Next" w:hAnsi="Avenir Next" w:cs="Avenir Next" w:eastAsia="Avenir Next"/>
                 <w:color w:val="1A1A1A"/>
-                <w:sz w:val="20"/>
+                <w:sz w:val="22"/>
                 <w:szCs w:val="20"/>
               </w:rPr>
               <w:t xml:space="preserve"> =</w:t>
@@ -1711,7 +1715,7 @@
                 <w:rFonts w:ascii="Avenir Next" w:hAnsi="Avenir Next" w:cs="Avenir Next" w:eastAsia="Avenir Next"/>
                 <w:b/>
                 <w:color w:val="003A70"/>
-                <w:sz w:val="20"/>
+                <w:sz w:val="22"/>
                 <w:szCs w:val="20"/>
               </w:rPr>
               <w:t xml:space="preserve">b.</w:t>
@@ -1729,7 +1733,7 @@
               <w:rPr>
                 <w:rFonts w:ascii="Avenir Next" w:hAnsi="Avenir Next" w:cs="Avenir Next" w:eastAsia="Avenir Next"/>
                 <w:color w:val="1A1A1A"/>
-                <w:sz w:val="20"/>
+                <w:sz w:val="22"/>
                 <w:szCs w:val="20"/>
               </w:rPr>
               <w:t xml:space="preserve">2(</w:t>
@@ -1739,7 +1743,7 @@
                 <w:rFonts w:ascii="Avenir Next" w:hAnsi="Avenir Next" w:cs="Avenir Next" w:eastAsia="Avenir Next"/>
                 <w:i/>
                 <w:color w:val="1A1A1A"/>
-                <w:sz w:val="20"/>
+                <w:sz w:val="22"/>
                 <w:szCs w:val="20"/>
               </w:rPr>
               <w:t xml:space="preserve">x</w:t>
@@ -1748,7 +1752,7 @@
               <w:rPr>
                 <w:rFonts w:ascii="Avenir Next" w:hAnsi="Avenir Next" w:cs="Avenir Next" w:eastAsia="Avenir Next"/>
                 <w:color w:val="1A1A1A"/>
-                <w:sz w:val="20"/>
+                <w:sz w:val="22"/>
                 <w:szCs w:val="20"/>
               </w:rPr>
               <w:t xml:space="preserve"> + 6) + </w:t>
@@ -1758,7 +1762,7 @@
                 <w:rFonts w:ascii="Avenir Next" w:hAnsi="Avenir Next" w:cs="Avenir Next" w:eastAsia="Avenir Next"/>
                 <w:i/>
                 <w:color w:val="1A1A1A"/>
-                <w:sz w:val="20"/>
+                <w:sz w:val="22"/>
                 <w:szCs w:val="20"/>
               </w:rPr>
               <w:t xml:space="preserve">x</w:t>
@@ -1767,7 +1771,7 @@
               <w:rPr>
                 <w:rFonts w:ascii="Avenir Next" w:hAnsi="Avenir Next" w:cs="Avenir Next" w:eastAsia="Avenir Next"/>
                 <w:color w:val="1A1A1A"/>
-                <w:sz w:val="20"/>
+                <w:sz w:val="22"/>
                 <w:szCs w:val="20"/>
               </w:rPr>
               <w:t xml:space="preserve"> + 1 =</w:t>
@@ -1817,7 +1821,7 @@
                 <w:rFonts w:ascii="Avenir Next" w:hAnsi="Avenir Next" w:cs="Avenir Next" w:eastAsia="Avenir Next"/>
                 <w:b/>
                 <w:color w:val="003A70"/>
-                <w:sz w:val="20"/>
+                <w:sz w:val="22"/>
                 <w:szCs w:val="20"/>
               </w:rPr>
               <w:t xml:space="preserve">c.</w:t>
@@ -1835,7 +1839,7 @@
               <w:rPr>
                 <w:rFonts w:ascii="Avenir Next" w:hAnsi="Avenir Next" w:cs="Avenir Next" w:eastAsia="Avenir Next"/>
                 <w:color w:val="1A1A1A"/>
-                <w:sz w:val="20"/>
+                <w:sz w:val="22"/>
                 <w:szCs w:val="20"/>
               </w:rPr>
               <w:t xml:space="preserve">3(</w:t>
@@ -1845,7 +1849,7 @@
                 <w:rFonts w:ascii="Avenir Next" w:hAnsi="Avenir Next" w:cs="Avenir Next" w:eastAsia="Avenir Next"/>
                 <w:i/>
                 <w:color w:val="1A1A1A"/>
-                <w:sz w:val="20"/>
+                <w:sz w:val="22"/>
                 <w:szCs w:val="20"/>
               </w:rPr>
               <w:t xml:space="preserve">m</w:t>
@@ -1854,7 +1858,7 @@
               <w:rPr>
                 <w:rFonts w:ascii="Avenir Next" w:hAnsi="Avenir Next" w:cs="Avenir Next" w:eastAsia="Avenir Next"/>
                 <w:color w:val="1A1A1A"/>
-                <w:sz w:val="20"/>
+                <w:sz w:val="22"/>
                 <w:szCs w:val="20"/>
               </w:rPr>
               <w:t xml:space="preserve"> + 2) + 4(</w:t>
@@ -1864,7 +1868,7 @@
                 <w:rFonts w:ascii="Avenir Next" w:hAnsi="Avenir Next" w:cs="Avenir Next" w:eastAsia="Avenir Next"/>
                 <w:i/>
                 <w:color w:val="1A1A1A"/>
-                <w:sz w:val="20"/>
+                <w:sz w:val="22"/>
                 <w:szCs w:val="20"/>
               </w:rPr>
               <w:t xml:space="preserve">m</w:t>
@@ -1873,7 +1877,7 @@
               <w:rPr>
                 <w:rFonts w:ascii="Avenir Next" w:hAnsi="Avenir Next" w:cs="Avenir Next" w:eastAsia="Avenir Next"/>
                 <w:color w:val="1A1A1A"/>
-                <w:sz w:val="20"/>
+                <w:sz w:val="22"/>
                 <w:szCs w:val="20"/>
               </w:rPr>
               <w:t xml:space="preserve"> + 1) =</w:t>
@@ -1917,7 +1921,7 @@
                 <w:rFonts w:ascii="Avenir Next" w:hAnsi="Avenir Next" w:cs="Avenir Next" w:eastAsia="Avenir Next"/>
                 <w:b/>
                 <w:color w:val="003A70"/>
-                <w:sz w:val="20"/>
+                <w:sz w:val="22"/>
                 <w:szCs w:val="20"/>
               </w:rPr>
               <w:t xml:space="preserve">d.</w:t>
@@ -1935,7 +1939,7 @@
               <w:rPr>
                 <w:rFonts w:ascii="Avenir Next" w:hAnsi="Avenir Next" w:cs="Avenir Next" w:eastAsia="Avenir Next"/>
                 <w:color w:val="1A1A1A"/>
-                <w:sz w:val="20"/>
+                <w:sz w:val="22"/>
                 <w:szCs w:val="20"/>
               </w:rPr>
               <w:t xml:space="preserve">8 + 5(</w:t>
@@ -1945,7 +1949,7 @@
                 <w:rFonts w:ascii="Avenir Next" w:hAnsi="Avenir Next" w:cs="Avenir Next" w:eastAsia="Avenir Next"/>
                 <w:i/>
                 <w:color w:val="1A1A1A"/>
-                <w:sz w:val="20"/>
+                <w:sz w:val="22"/>
                 <w:szCs w:val="20"/>
               </w:rPr>
               <w:t xml:space="preserve">t</w:t>
@@ -1954,7 +1958,7 @@
               <w:rPr>
                 <w:rFonts w:ascii="Avenir Next" w:hAnsi="Avenir Next" w:cs="Avenir Next" w:eastAsia="Avenir Next"/>
                 <w:color w:val="1A1A1A"/>
-                <w:sz w:val="20"/>
+                <w:sz w:val="22"/>
                 <w:szCs w:val="20"/>
               </w:rPr>
               <w:t xml:space="preserve"> + 2) =</w:t>
@@ -2040,7 +2044,7 @@
                 <w:rFonts w:ascii="Avenir Next" w:hAnsi="Avenir Next" w:cs="Avenir Next" w:eastAsia="Avenir Next"/>
                 <w:b/>
                 <w:color w:val="1A1A1A"/>
-                <w:sz w:val="20"/>
+                <w:sz w:val="22"/>
                 <w:szCs w:val="20"/>
               </w:rPr>
               <w:t xml:space="preserve">4.</w:t>
@@ -2059,7 +2063,7 @@
                 <w:rFonts w:ascii="Avenir Next" w:hAnsi="Avenir Next" w:cs="Avenir Next" w:eastAsia="Avenir Next"/>
                 <w:b/>
                 <w:color w:val="1A1A1A"/>
-                <w:sz w:val="20"/>
+                <w:sz w:val="22"/>
                 <w:szCs w:val="20"/>
               </w:rPr>
               <w:t xml:space="preserve">Garden.  </w:t>
@@ -2068,7 +2072,7 @@
               <w:rPr>
                 <w:rFonts w:ascii="Avenir Next" w:hAnsi="Avenir Next" w:cs="Avenir Next" w:eastAsia="Avenir Next"/>
                 <w:color w:val="1A1A1A"/>
-                <w:sz w:val="20"/>
+                <w:sz w:val="22"/>
                 <w:szCs w:val="20"/>
               </w:rPr>
               <w:t xml:space="preserve">A garden is 6 feet wide and (</w:t>
@@ -2078,7 +2082,7 @@
                 <w:rFonts w:ascii="Avenir Next" w:hAnsi="Avenir Next" w:cs="Avenir Next" w:eastAsia="Avenir Next"/>
                 <w:i/>
                 <w:color w:val="1A1A1A"/>
-                <w:sz w:val="20"/>
+                <w:sz w:val="22"/>
                 <w:szCs w:val="20"/>
               </w:rPr>
               <w:t xml:space="preserve">x</w:t>
@@ -2087,7 +2091,7 @@
               <w:rPr>
                 <w:rFonts w:ascii="Avenir Next" w:hAnsi="Avenir Next" w:cs="Avenir Next" w:eastAsia="Avenir Next"/>
                 <w:color w:val="1A1A1A"/>
-                <w:sz w:val="20"/>
+                <w:sz w:val="22"/>
                 <w:szCs w:val="20"/>
               </w:rPr>
               <w:t xml:space="preserve"> + 4) feet long. Its area is 6(</w:t>
@@ -2097,7 +2101,7 @@
                 <w:rFonts w:ascii="Avenir Next" w:hAnsi="Avenir Next" w:cs="Avenir Next" w:eastAsia="Avenir Next"/>
                 <w:i/>
                 <w:color w:val="1A1A1A"/>
-                <w:sz w:val="20"/>
+                <w:sz w:val="22"/>
                 <w:szCs w:val="20"/>
               </w:rPr>
               <w:t xml:space="preserve">x</w:t>
@@ -2106,7 +2110,7 @@
               <w:rPr>
                 <w:rFonts w:ascii="Avenir Next" w:hAnsi="Avenir Next" w:cs="Avenir Next" w:eastAsia="Avenir Next"/>
                 <w:color w:val="1A1A1A"/>
-                <w:sz w:val="20"/>
+                <w:sz w:val="22"/>
                 <w:szCs w:val="20"/>
               </w:rPr>
               <w:t xml:space="preserve"> + 4) square feet. Write the area without parentheses. Then find the area when </w:t>
@@ -2116,7 +2120,7 @@
                 <w:rFonts w:ascii="Avenir Next" w:hAnsi="Avenir Next" w:cs="Avenir Next" w:eastAsia="Avenir Next"/>
                 <w:i/>
                 <w:color w:val="1A1A1A"/>
-                <w:sz w:val="20"/>
+                <w:sz w:val="22"/>
                 <w:szCs w:val="20"/>
               </w:rPr>
               <w:t xml:space="preserve">x</w:t>
@@ -2125,7 +2129,7 @@
               <w:rPr>
                 <w:rFonts w:ascii="Avenir Next" w:hAnsi="Avenir Next" w:cs="Avenir Next" w:eastAsia="Avenir Next"/>
                 <w:color w:val="1A1A1A"/>
-                <w:sz w:val="20"/>
+                <w:sz w:val="22"/>
                 <w:szCs w:val="20"/>
               </w:rPr>
               <w:t xml:space="preserve"> = 5.</w:t>
@@ -2202,7 +2206,7 @@
                 <w:rFonts w:ascii="Avenir Next" w:hAnsi="Avenir Next" w:cs="Avenir Next" w:eastAsia="Avenir Next"/>
                 <w:b/>
                 <w:color w:val="1A1A1A"/>
-                <w:sz w:val="18"/>
+                <w:sz w:val="22"/>
                 <w:szCs w:val="18"/>
               </w:rPr>
               <w:t xml:space="preserve">Answer</w:t>
@@ -2235,7 +2239,7 @@
               <w:drawing>
                 <wp:inline distT="0" distB="0" distL="0" distR="0">
                   <wp:extent cx="1645920" cy="999308"/>
-                  <wp:docPr id="1" name="Figure 1"/>
+                  <wp:docPr id="1" name="Figure 1" descr="Rectangle. Dims: base: x + 4 ft; height: 6 ft."/>
                   <a:graphic xmlns:a="http://schemas.openxmlformats.org/drawingml/2006/main">
                     <a:graphicData uri="http://schemas.openxmlformats.org/drawingml/2006/picture">
                       <pic:pic xmlns:pic="http://schemas.openxmlformats.org/drawingml/2006/picture">
@@ -2287,18 +2291,18 @@
           <w:rFonts w:ascii="Avenir Next" w:hAnsi="Avenir Next" w:cs="Avenir Next" w:eastAsia="Avenir Next"/>
           <w:b/>
           <w:color w:val="1A1A1A"/>
+          <w:sz w:val="22"/>
+          <w:szCs w:val="20"/>
+        </w:rPr>
+        <w:t xml:space="preserve">5.</w:t>
+      </w:r>
+      <w:r>
+        <w:rPr>
+          <w:rFonts w:ascii="Avenir Next" w:hAnsi="Avenir Next" w:cs="Avenir Next" w:eastAsia="Avenir Next"/>
+          <w:color w:val="1A1A1A"/>
           <w:sz w:val="20"/>
           <w:szCs w:val="20"/>
         </w:rPr>
-        <w:t xml:space="preserve">5.</w:t>
-      </w:r>
-      <w:r>
-        <w:rPr>
-          <w:rFonts w:ascii="Avenir Next" w:hAnsi="Avenir Next" w:cs="Avenir Next" w:eastAsia="Avenir Next"/>
-          <w:color w:val="1A1A1A"/>
-          <w:sz w:val="20"/>
-          <w:szCs w:val="20"/>
-        </w:rPr>
         <w:tab/>
       </w:r>
       <w:r>
@@ -2306,7 +2310,7 @@
           <w:rFonts w:ascii="Avenir Next" w:hAnsi="Avenir Next" w:cs="Avenir Next" w:eastAsia="Avenir Next"/>
           <w:b/>
           <w:color w:val="1A1A1A"/>
-          <w:sz w:val="20"/>
+          <w:sz w:val="22"/>
           <w:szCs w:val="20"/>
         </w:rPr>
         <w:t xml:space="preserve">Find the Error.  </w:t>
@@ -2315,7 +2319,7 @@
         <w:rPr>
           <w:rFonts w:ascii="Avenir Next" w:hAnsi="Avenir Next" w:cs="Avenir Next" w:eastAsia="Avenir Next"/>
           <w:color w:val="1A1A1A"/>
-          <w:sz w:val="20"/>
+          <w:sz w:val="22"/>
           <w:szCs w:val="20"/>
         </w:rPr>
         <w:t xml:space="preserve">Ana simplified 2(3</w:t>
@@ -2325,7 +2329,7 @@
           <w:rFonts w:ascii="Avenir Next" w:hAnsi="Avenir Next" w:cs="Avenir Next" w:eastAsia="Avenir Next"/>
           <w:i/>
           <w:color w:val="1A1A1A"/>
-          <w:sz w:val="20"/>
+          <w:sz w:val="22"/>
           <w:szCs w:val="20"/>
         </w:rPr>
         <w:t xml:space="preserve">x</w:t>
@@ -2334,7 +2338,7 @@
         <w:rPr>
           <w:rFonts w:ascii="Avenir Next" w:hAnsi="Avenir Next" w:cs="Avenir Next" w:eastAsia="Avenir Next"/>
           <w:color w:val="1A1A1A"/>
-          <w:sz w:val="20"/>
+          <w:sz w:val="22"/>
           <w:szCs w:val="20"/>
         </w:rPr>
         <w:t xml:space="preserve"> + 4) + </w:t>
@@ -2344,7 +2348,7 @@
           <w:rFonts w:ascii="Avenir Next" w:hAnsi="Avenir Next" w:cs="Avenir Next" w:eastAsia="Avenir Next"/>
           <w:i/>
           <w:color w:val="1A1A1A"/>
-          <w:sz w:val="20"/>
+          <w:sz w:val="22"/>
           <w:szCs w:val="20"/>
         </w:rPr>
         <w:t xml:space="preserve">x</w:t>
@@ -2353,7 +2357,7 @@
         <w:rPr>
           <w:rFonts w:ascii="Avenir Next" w:hAnsi="Avenir Next" w:cs="Avenir Next" w:eastAsia="Avenir Next"/>
           <w:color w:val="1A1A1A"/>
-          <w:sz w:val="20"/>
+          <w:sz w:val="22"/>
           <w:szCs w:val="20"/>
         </w:rPr>
         <w:t xml:space="preserve"> and got 7</w:t>
@@ -2363,7 +2367,7 @@
           <w:rFonts w:ascii="Avenir Next" w:hAnsi="Avenir Next" w:cs="Avenir Next" w:eastAsia="Avenir Next"/>
           <w:i/>
           <w:color w:val="1A1A1A"/>
-          <w:sz w:val="20"/>
+          <w:sz w:val="22"/>
           <w:szCs w:val="20"/>
         </w:rPr>
         <w:t xml:space="preserve">x</w:t>
@@ -2372,7 +2376,7 @@
         <w:rPr>
           <w:rFonts w:ascii="Avenir Next" w:hAnsi="Avenir Next" w:cs="Avenir Next" w:eastAsia="Avenir Next"/>
           <w:color w:val="1A1A1A"/>
-          <w:sz w:val="20"/>
+          <w:sz w:val="22"/>
           <w:szCs w:val="20"/>
         </w:rPr>
         <w:t xml:space="preserve"> + 4. Explain her mistake. Then simplify correctly.</w:t>
@@ -2513,6 +2517,7 @@
           </w:tcPr>
           <w:p>
             <w:pPr>
+              <w:pStyle w:val="Heading2"/>
               <w:spacing w:before="0" w:after="0" w:line="240" w:lineRule="auto"/>
             </w:pPr>
             <w:r>
@@ -2550,7 +2555,7 @@
               <w:rPr>
                 <w:rFonts w:ascii="Avenir Next" w:hAnsi="Avenir Next" w:cs="Avenir Next" w:eastAsia="Avenir Next"/>
                 <w:color w:val="1A1A1A"/>
-                <w:sz w:val="17"/>
+                <w:sz w:val="22"/>
                 <w:szCs w:val="17"/>
               </w:rPr>
               <w:t xml:space="preserve">  I can do this on my own</w:t>
@@ -2579,7 +2584,7 @@
               <w:rPr>
                 <w:rFonts w:ascii="Avenir Next" w:hAnsi="Avenir Next" w:cs="Avenir Next" w:eastAsia="Avenir Next"/>
                 <w:color w:val="1A1A1A"/>
-                <w:sz w:val="17"/>
+                <w:sz w:val="22"/>
                 <w:szCs w:val="17"/>
               </w:rPr>
               <w:t xml:space="preserve">  I need a little help</w:t>
@@ -2608,7 +2613,7 @@
               <w:rPr>
                 <w:rFonts w:ascii="Avenir Next" w:hAnsi="Avenir Next" w:cs="Avenir Next" w:eastAsia="Avenir Next"/>
                 <w:color w:val="1A1A1A"/>
-                <w:sz w:val="17"/>
+                <w:sz w:val="22"/>
                 <w:szCs w:val="17"/>
               </w:rPr>
               <w:t xml:space="preserve">  I have a question about #</w:t>
@@ -2646,7 +2651,7 @@
         <w:rPr>
           <w:rFonts w:ascii="Avenir Next" w:hAnsi="Avenir Next" w:cs="Avenir Next" w:eastAsia="Avenir Next"/>
           <w:color w:val="5A5F66"/>
-          <w:sz w:val="17"/>
+          <w:sz w:val="22"/>
           <w:szCs w:val="17"/>
         </w:rPr>
         <w:t xml:space="preserve">Show someone at home how 3(10 + 2) = 30 + 6 helps you find 3 × 12 in your head.</w:t>
@@ -2666,10 +2671,28 @@
         <w:rPr>
           <w:rFonts w:ascii="Avenir Next" w:hAnsi="Avenir Next" w:cs="Avenir Next" w:eastAsia="Avenir Next"/>
           <w:color w:val="1A1A1A"/>
+          <w:sz w:val="22"/>
+          <w:szCs w:val="20"/>
+        </w:rPr>
+        <w:t xml:space="preserve">Name</w:t>
+      </w:r>
+      <w:r>
+        <w:rPr>
+          <w:rFonts w:ascii="Avenir Next" w:hAnsi="Avenir Next" w:cs="Avenir Next" w:eastAsia="Avenir Next"/>
+          <w:color w:val="1A1A1A"/>
           <w:sz w:val="20"/>
           <w:szCs w:val="20"/>
         </w:rPr>
-        <w:t xml:space="preserve">Name</w:t>
+        <w:tab/>
+      </w:r>
+      <w:r>
+        <w:rPr>
+          <w:rFonts w:ascii="Avenir Next" w:hAnsi="Avenir Next" w:cs="Avenir Next" w:eastAsia="Avenir Next"/>
+          <w:color w:val="1A1A1A"/>
+          <w:sz w:val="22"/>
+          <w:szCs w:val="20"/>
+        </w:rPr>
+        <w:t xml:space="preserve">   Date</w:t>
       </w:r>
       <w:r>
         <w:rPr>
@@ -2684,25 +2707,7 @@
         <w:rPr>
           <w:rFonts w:ascii="Avenir Next" w:hAnsi="Avenir Next" w:cs="Avenir Next" w:eastAsia="Avenir Next"/>
           <w:color w:val="1A1A1A"/>
-          <w:sz w:val="20"/>
-          <w:szCs w:val="20"/>
-        </w:rPr>
-        <w:t xml:space="preserve">   Date</w:t>
-      </w:r>
-      <w:r>
-        <w:rPr>
-          <w:rFonts w:ascii="Avenir Next" w:hAnsi="Avenir Next" w:cs="Avenir Next" w:eastAsia="Avenir Next"/>
-          <w:color w:val="1A1A1A"/>
-          <w:sz w:val="20"/>
-          <w:szCs w:val="20"/>
-        </w:rPr>
-        <w:tab/>
-      </w:r>
-      <w:r>
-        <w:rPr>
-          <w:rFonts w:ascii="Avenir Next" w:hAnsi="Avenir Next" w:cs="Avenir Next" w:eastAsia="Avenir Next"/>
-          <w:color w:val="1A1A1A"/>
-          <w:sz w:val="20"/>
+          <w:sz w:val="22"/>
           <w:szCs w:val="20"/>
         </w:rPr>
         <w:t xml:space="preserve">   Period</w:t>
@@ -2729,7 +2734,7 @@
           <w:caps/>
           <w:color w:val="003A70"/>
           <w:spacing w:val="12"/>
-          <w:sz w:val="19"/>
+          <w:sz w:val="22"/>
           <w:szCs w:val="19"/>
         </w:rPr>
         <w:t xml:space="preserve">Lesson 6-8  ·  Homework Packet  ·  Sheet 2 of 2</w:t>
@@ -2737,6 +2742,7 @@
     </w:p>
     <w:p>
       <w:pPr>
+        <w:pStyle w:val="Heading1"/>
         <w:keepNext/>
         <w:spacing w:before="0" w:after="0" w:line="240" w:lineRule="auto"/>
       </w:pPr>
@@ -2762,7 +2768,7 @@
         <w:rPr>
           <w:rFonts w:ascii="Avenir Next" w:hAnsi="Avenir Next" w:cs="Avenir Next" w:eastAsia="Avenir Next"/>
           <w:color w:val="5A5F66"/>
-          <w:sz w:val="17"/>
+          <w:sz w:val="22"/>
           <w:szCs w:val="17"/>
         </w:rPr>
         <w:t xml:space="preserve">Maryland Standard 6.EE.A.3   ·   Learning target — I can expand an expression and factor one using the greatest common factor.</w:t>
@@ -2809,6 +2815,7 @@
           </w:tcPr>
           <w:p>
             <w:pPr>
+              <w:pStyle w:val="Heading2"/>
               <w:spacing w:before="0" w:after="0" w:line="240" w:lineRule="auto"/>
             </w:pPr>
             <w:r>
@@ -2836,45 +2843,64 @@
                 <w:rFonts w:ascii="Avenir Next" w:hAnsi="Avenir Next" w:cs="Avenir Next" w:eastAsia="Avenir Next"/>
                 <w:b/>
                 <w:color w:val="003A70"/>
+                <w:sz w:val="22"/>
+                <w:szCs w:val="18"/>
+              </w:rPr>
+              <w:t xml:space="preserve">•</w:t>
+            </w:r>
+            <w:r>
+              <w:rPr>
+                <w:rFonts w:ascii="Avenir Next" w:hAnsi="Avenir Next" w:cs="Avenir Next" w:eastAsia="Avenir Next"/>
+                <w:color w:val="1A1A1A"/>
                 <w:sz w:val="18"/>
                 <w:szCs w:val="18"/>
               </w:rPr>
-              <w:t xml:space="preserve">•</w:t>
-            </w:r>
-            <w:r>
-              <w:rPr>
-                <w:rFonts w:ascii="Avenir Next" w:hAnsi="Avenir Next" w:cs="Avenir Next" w:eastAsia="Avenir Next"/>
-                <w:color w:val="1A1A1A"/>
-                <w:sz w:val="18"/>
+              <w:tab/>
+            </w:r>
+            <w:r>
+              <w:rPr>
+                <w:rFonts w:ascii="Avenir Next" w:hAnsi="Avenir Next" w:cs="Avenir Next" w:eastAsia="Avenir Next"/>
+                <w:b/>
+                <w:color w:val="1A1A1A"/>
+                <w:sz w:val="22"/>
                 <w:szCs w:val="18"/>
               </w:rPr>
-              <w:tab/>
-            </w:r>
-            <w:r>
-              <w:rPr>
-                <w:rFonts w:ascii="Avenir Next" w:hAnsi="Avenir Next" w:cs="Avenir Next" w:eastAsia="Avenir Next"/>
-                <w:b/>
-                <w:color w:val="1A1A1A"/>
-                <w:sz w:val="18"/>
+              <w:t xml:space="preserve">Expand:</w:t>
+            </w:r>
+            <w:r>
+              <w:rPr>
+                <w:rFonts w:ascii="Avenir Next" w:hAnsi="Avenir Next" w:cs="Avenir Next" w:eastAsia="Avenir Next"/>
+                <w:color w:val="1A1A1A"/>
+                <w:sz w:val="22"/>
                 <w:szCs w:val="18"/>
               </w:rPr>
-              <w:t xml:space="preserve">Expand:</w:t>
-            </w:r>
-            <w:r>
-              <w:rPr>
-                <w:rFonts w:ascii="Avenir Next" w:hAnsi="Avenir Next" w:cs="Avenir Next" w:eastAsia="Avenir Next"/>
-                <w:color w:val="1A1A1A"/>
-                <w:sz w:val="18"/>
+              <w:t xml:space="preserve"> distribute to remove parentheses: 5(2</w:t>
+            </w:r>
+            <w:r>
+              <w:rPr>
+                <w:rFonts w:ascii="Avenir Next" w:hAnsi="Avenir Next" w:cs="Avenir Next" w:eastAsia="Avenir Next"/>
+                <w:i/>
+                <w:color w:val="1A1A1A"/>
+                <w:sz w:val="22"/>
                 <w:szCs w:val="18"/>
               </w:rPr>
-              <w:t xml:space="preserve"> distribute to remove parentheses: 5(2</w:t>
+              <w:t xml:space="preserve">x</w:t>
+            </w:r>
+            <w:r>
+              <w:rPr>
+                <w:rFonts w:ascii="Avenir Next" w:hAnsi="Avenir Next" w:cs="Avenir Next" w:eastAsia="Avenir Next"/>
+                <w:color w:val="1A1A1A"/>
+                <w:sz w:val="22"/>
+                <w:szCs w:val="18"/>
+              </w:rPr>
+              <w:t xml:space="preserve"> + 3) = 10</w:t>
             </w:r>
             <w:r>
               <w:rPr>
                 <w:rFonts w:ascii="Avenir Next" w:hAnsi="Avenir Next" w:cs="Avenir Next" w:eastAsia="Avenir Next"/>
                 <w:i/>
                 <w:color w:val="1A1A1A"/>
-                <w:sz w:val="18"/>
+                <w:sz w:val="22"/>
                 <w:szCs w:val="18"/>
               </w:rPr>
               <w:t xml:space="preserve">x</w:t>
@@ -2883,26 +2909,7 @@
               <w:rPr>
                 <w:rFonts w:ascii="Avenir Next" w:hAnsi="Avenir Next" w:cs="Avenir Next" w:eastAsia="Avenir Next"/>
                 <w:color w:val="1A1A1A"/>
-                <w:sz w:val="18"/>
-                <w:szCs w:val="18"/>
-              </w:rPr>
-              <w:t xml:space="preserve"> + 3) = 10</w:t>
-            </w:r>
-            <w:r>
-              <w:rPr>
-                <w:rFonts w:ascii="Avenir Next" w:hAnsi="Avenir Next" w:cs="Avenir Next" w:eastAsia="Avenir Next"/>
-                <w:i/>
-                <w:color w:val="1A1A1A"/>
-                <w:sz w:val="18"/>
-                <w:szCs w:val="18"/>
-              </w:rPr>
-              <w:t xml:space="preserve">x</w:t>
-            </w:r>
-            <w:r>
-              <w:rPr>
-                <w:rFonts w:ascii="Avenir Next" w:hAnsi="Avenir Next" w:cs="Avenir Next" w:eastAsia="Avenir Next"/>
-                <w:color w:val="1A1A1A"/>
-                <w:sz w:val="18"/>
+                <w:sz w:val="22"/>
                 <w:szCs w:val="18"/>
               </w:rPr>
               <w:t xml:space="preserve"> + 15.</w:t>
@@ -2921,35 +2928,35 @@
                 <w:rFonts w:ascii="Avenir Next" w:hAnsi="Avenir Next" w:cs="Avenir Next" w:eastAsia="Avenir Next"/>
                 <w:b/>
                 <w:color w:val="003A70"/>
+                <w:sz w:val="22"/>
+                <w:szCs w:val="18"/>
+              </w:rPr>
+              <w:t xml:space="preserve">•</w:t>
+            </w:r>
+            <w:r>
+              <w:rPr>
+                <w:rFonts w:ascii="Avenir Next" w:hAnsi="Avenir Next" w:cs="Avenir Next" w:eastAsia="Avenir Next"/>
+                <w:color w:val="1A1A1A"/>
                 <w:sz w:val="18"/>
                 <w:szCs w:val="18"/>
               </w:rPr>
-              <w:t xml:space="preserve">•</w:t>
-            </w:r>
-            <w:r>
-              <w:rPr>
-                <w:rFonts w:ascii="Avenir Next" w:hAnsi="Avenir Next" w:cs="Avenir Next" w:eastAsia="Avenir Next"/>
-                <w:color w:val="1A1A1A"/>
-                <w:sz w:val="18"/>
+              <w:tab/>
+            </w:r>
+            <w:r>
+              <w:rPr>
+                <w:rFonts w:ascii="Avenir Next" w:hAnsi="Avenir Next" w:cs="Avenir Next" w:eastAsia="Avenir Next"/>
+                <w:b/>
+                <w:color w:val="1A1A1A"/>
+                <w:sz w:val="22"/>
                 <w:szCs w:val="18"/>
               </w:rPr>
-              <w:tab/>
-            </w:r>
-            <w:r>
-              <w:rPr>
-                <w:rFonts w:ascii="Avenir Next" w:hAnsi="Avenir Next" w:cs="Avenir Next" w:eastAsia="Avenir Next"/>
-                <w:b/>
-                <w:color w:val="1A1A1A"/>
-                <w:sz w:val="18"/>
-                <w:szCs w:val="18"/>
-              </w:rPr>
               <w:t xml:space="preserve">Factor:</w:t>
             </w:r>
             <w:r>
               <w:rPr>
                 <w:rFonts w:ascii="Avenir Next" w:hAnsi="Avenir Next" w:cs="Avenir Next" w:eastAsia="Avenir Next"/>
                 <w:color w:val="1A1A1A"/>
-                <w:sz w:val="18"/>
+                <w:sz w:val="22"/>
                 <w:szCs w:val="18"/>
               </w:rPr>
               <w:t xml:space="preserve"> put the GCF outside the parentheses; divide each term by it.</w:t>
@@ -2968,25 +2975,25 @@
                 <w:rFonts w:ascii="Avenir Next" w:hAnsi="Avenir Next" w:cs="Avenir Next" w:eastAsia="Avenir Next"/>
                 <w:b/>
                 <w:color w:val="003A70"/>
+                <w:sz w:val="22"/>
+                <w:szCs w:val="18"/>
+              </w:rPr>
+              <w:t xml:space="preserve">•</w:t>
+            </w:r>
+            <w:r>
+              <w:rPr>
+                <w:rFonts w:ascii="Avenir Next" w:hAnsi="Avenir Next" w:cs="Avenir Next" w:eastAsia="Avenir Next"/>
+                <w:color w:val="1A1A1A"/>
                 <w:sz w:val="18"/>
                 <w:szCs w:val="18"/>
               </w:rPr>
-              <w:t xml:space="preserve">•</w:t>
-            </w:r>
-            <w:r>
-              <w:rPr>
-                <w:rFonts w:ascii="Avenir Next" w:hAnsi="Avenir Next" w:cs="Avenir Next" w:eastAsia="Avenir Next"/>
-                <w:color w:val="1A1A1A"/>
-                <w:sz w:val="18"/>
-                <w:szCs w:val="18"/>
-              </w:rPr>
               <w:tab/>
             </w:r>
             <w:r>
               <w:rPr>
                 <w:rFonts w:ascii="Avenir Next" w:hAnsi="Avenir Next" w:cs="Avenir Next" w:eastAsia="Avenir Next"/>
                 <w:color w:val="1A1A1A"/>
-                <w:sz w:val="18"/>
+                <w:sz w:val="22"/>
                 <w:szCs w:val="18"/>
               </w:rPr>
               <w:t xml:space="preserve">Check a factored form by expanding it.</w:t>
@@ -3001,6 +3008,7 @@
           </w:tcPr>
           <w:p>
             <w:pPr>
+              <w:pStyle w:val="Heading2"/>
               <w:spacing w:before="0" w:after="0" w:line="240" w:lineRule="auto"/>
             </w:pPr>
             <w:r>
@@ -3023,7 +3031,7 @@
               <w:rPr>
                 <w:rFonts w:ascii="Avenir Next" w:hAnsi="Avenir Next" w:cs="Avenir Next" w:eastAsia="Avenir Next"/>
                 <w:color w:val="1A1A1A"/>
-                <w:sz w:val="17"/>
+                <w:sz w:val="22"/>
                 <w:szCs w:val="17"/>
               </w:rPr>
               <w:t xml:space="preserve">Factor 24</w:t>
@@ -3033,7 +3041,7 @@
                 <w:rFonts w:ascii="Avenir Next" w:hAnsi="Avenir Next" w:cs="Avenir Next" w:eastAsia="Avenir Next"/>
                 <w:i/>
                 <w:color w:val="1A1A1A"/>
-                <w:sz w:val="17"/>
+                <w:sz w:val="22"/>
                 <w:szCs w:val="17"/>
               </w:rPr>
               <w:t xml:space="preserve">y</w:t>
@@ -3042,7 +3050,7 @@
               <w:rPr>
                 <w:rFonts w:ascii="Avenir Next" w:hAnsi="Avenir Next" w:cs="Avenir Next" w:eastAsia="Avenir Next"/>
                 <w:color w:val="1A1A1A"/>
-                <w:sz w:val="17"/>
+                <w:sz w:val="22"/>
                 <w:szCs w:val="17"/>
               </w:rPr>
               <w:t xml:space="preserve"> + 36.</w:t>
@@ -3061,35 +3069,54 @@
                 <w:rFonts w:ascii="Avenir Next" w:hAnsi="Avenir Next" w:cs="Avenir Next" w:eastAsia="Avenir Next"/>
                 <w:b/>
                 <w:color w:val="003A70"/>
+                <w:sz w:val="22"/>
+                <w:szCs w:val="17"/>
+              </w:rPr>
+              <w:t xml:space="preserve">Step 1</w:t>
+            </w:r>
+            <w:r>
+              <w:rPr>
+                <w:rFonts w:ascii="Avenir Next" w:hAnsi="Avenir Next" w:cs="Avenir Next" w:eastAsia="Avenir Next"/>
+                <w:color w:val="1A1A1A"/>
                 <w:sz w:val="17"/>
                 <w:szCs w:val="17"/>
               </w:rPr>
-              <w:t xml:space="preserve">Step 1</w:t>
-            </w:r>
-            <w:r>
-              <w:rPr>
-                <w:rFonts w:ascii="Avenir Next" w:hAnsi="Avenir Next" w:cs="Avenir Next" w:eastAsia="Avenir Next"/>
-                <w:color w:val="1A1A1A"/>
-                <w:sz w:val="17"/>
+              <w:tab/>
+            </w:r>
+            <w:r>
+              <w:rPr>
+                <w:rFonts w:ascii="Avenir Next" w:hAnsi="Avenir Next" w:cs="Avenir Next" w:eastAsia="Avenir Next"/>
+                <w:color w:val="1A1A1A"/>
+                <w:sz w:val="22"/>
                 <w:szCs w:val="17"/>
               </w:rPr>
-              <w:tab/>
-            </w:r>
-            <w:r>
-              <w:rPr>
-                <w:rFonts w:ascii="Avenir Next" w:hAnsi="Avenir Next" w:cs="Avenir Next" w:eastAsia="Avenir Next"/>
-                <w:color w:val="1A1A1A"/>
-                <w:sz w:val="17"/>
+              <w:t xml:space="preserve">The GCF of 24 and 36 is 12. Divide: 24</w:t>
+            </w:r>
+            <w:r>
+              <w:rPr>
+                <w:rFonts w:ascii="Avenir Next" w:hAnsi="Avenir Next" w:cs="Avenir Next" w:eastAsia="Avenir Next"/>
+                <w:i/>
+                <w:color w:val="1A1A1A"/>
+                <w:sz w:val="22"/>
                 <w:szCs w:val="17"/>
               </w:rPr>
-              <w:t xml:space="preserve">The GCF of 24 and 36 is 12. Divide: 24</w:t>
+              <w:t xml:space="preserve">y</w:t>
+            </w:r>
+            <w:r>
+              <w:rPr>
+                <w:rFonts w:ascii="Avenir Next" w:hAnsi="Avenir Next" w:cs="Avenir Next" w:eastAsia="Avenir Next"/>
+                <w:color w:val="1A1A1A"/>
+                <w:sz w:val="22"/>
+                <w:szCs w:val="17"/>
+              </w:rPr>
+              <w:t xml:space="preserve"> ÷ 12 = 2</w:t>
             </w:r>
             <w:r>
               <w:rPr>
                 <w:rFonts w:ascii="Avenir Next" w:hAnsi="Avenir Next" w:cs="Avenir Next" w:eastAsia="Avenir Next"/>
                 <w:i/>
                 <w:color w:val="1A1A1A"/>
-                <w:sz w:val="17"/>
+                <w:sz w:val="22"/>
                 <w:szCs w:val="17"/>
               </w:rPr>
               <w:t xml:space="preserve">y</w:t>
@@ -3098,26 +3125,7 @@
               <w:rPr>
                 <w:rFonts w:ascii="Avenir Next" w:hAnsi="Avenir Next" w:cs="Avenir Next" w:eastAsia="Avenir Next"/>
                 <w:color w:val="1A1A1A"/>
-                <w:sz w:val="17"/>
-                <w:szCs w:val="17"/>
-              </w:rPr>
-              <w:t xml:space="preserve"> ÷ 12 = 2</w:t>
-            </w:r>
-            <w:r>
-              <w:rPr>
-                <w:rFonts w:ascii="Avenir Next" w:hAnsi="Avenir Next" w:cs="Avenir Next" w:eastAsia="Avenir Next"/>
-                <w:i/>
-                <w:color w:val="1A1A1A"/>
-                <w:sz w:val="17"/>
-                <w:szCs w:val="17"/>
-              </w:rPr>
-              <w:t xml:space="preserve">y</w:t>
-            </w:r>
-            <w:r>
-              <w:rPr>
-                <w:rFonts w:ascii="Avenir Next" w:hAnsi="Avenir Next" w:cs="Avenir Next" w:eastAsia="Avenir Next"/>
-                <w:color w:val="1A1A1A"/>
-                <w:sz w:val="17"/>
+                <w:sz w:val="22"/>
                 <w:szCs w:val="17"/>
               </w:rPr>
               <w:t xml:space="preserve"> and 36 ÷ 12 = 3</w:t>
@@ -3136,35 +3144,54 @@
                 <w:rFonts w:ascii="Avenir Next" w:hAnsi="Avenir Next" w:cs="Avenir Next" w:eastAsia="Avenir Next"/>
                 <w:b/>
                 <w:color w:val="003A70"/>
+                <w:sz w:val="22"/>
+                <w:szCs w:val="17"/>
+              </w:rPr>
+              <w:t xml:space="preserve">Step 2</w:t>
+            </w:r>
+            <w:r>
+              <w:rPr>
+                <w:rFonts w:ascii="Avenir Next" w:hAnsi="Avenir Next" w:cs="Avenir Next" w:eastAsia="Avenir Next"/>
+                <w:color w:val="1A1A1A"/>
                 <w:sz w:val="17"/>
                 <w:szCs w:val="17"/>
               </w:rPr>
-              <w:t xml:space="preserve">Step 2</w:t>
-            </w:r>
-            <w:r>
-              <w:rPr>
-                <w:rFonts w:ascii="Avenir Next" w:hAnsi="Avenir Next" w:cs="Avenir Next" w:eastAsia="Avenir Next"/>
-                <w:color w:val="1A1A1A"/>
-                <w:sz w:val="17"/>
+              <w:tab/>
+            </w:r>
+            <w:r>
+              <w:rPr>
+                <w:rFonts w:ascii="Avenir Next" w:hAnsi="Avenir Next" w:cs="Avenir Next" w:eastAsia="Avenir Next"/>
+                <w:color w:val="1A1A1A"/>
+                <w:sz w:val="22"/>
                 <w:szCs w:val="17"/>
               </w:rPr>
-              <w:tab/>
-            </w:r>
-            <w:r>
-              <w:rPr>
-                <w:rFonts w:ascii="Avenir Next" w:hAnsi="Avenir Next" w:cs="Avenir Next" w:eastAsia="Avenir Next"/>
-                <w:color w:val="1A1A1A"/>
-                <w:sz w:val="17"/>
+              <w:t xml:space="preserve">Write 12(2</w:t>
+            </w:r>
+            <w:r>
+              <w:rPr>
+                <w:rFonts w:ascii="Avenir Next" w:hAnsi="Avenir Next" w:cs="Avenir Next" w:eastAsia="Avenir Next"/>
+                <w:i/>
+                <w:color w:val="1A1A1A"/>
+                <w:sz w:val="22"/>
                 <w:szCs w:val="17"/>
               </w:rPr>
-              <w:t xml:space="preserve">Write 12(2</w:t>
+              <w:t xml:space="preserve">y</w:t>
+            </w:r>
+            <w:r>
+              <w:rPr>
+                <w:rFonts w:ascii="Avenir Next" w:hAnsi="Avenir Next" w:cs="Avenir Next" w:eastAsia="Avenir Next"/>
+                <w:color w:val="1A1A1A"/>
+                <w:sz w:val="22"/>
+                <w:szCs w:val="17"/>
+              </w:rPr>
+              <w:t xml:space="preserve"> + 3). Check: 12 × 2</w:t>
             </w:r>
             <w:r>
               <w:rPr>
                 <w:rFonts w:ascii="Avenir Next" w:hAnsi="Avenir Next" w:cs="Avenir Next" w:eastAsia="Avenir Next"/>
                 <w:i/>
                 <w:color w:val="1A1A1A"/>
-                <w:sz w:val="17"/>
+                <w:sz w:val="22"/>
                 <w:szCs w:val="17"/>
               </w:rPr>
               <w:t xml:space="preserve">y</w:t>
@@ -3173,17 +3200,17 @@
               <w:rPr>
                 <w:rFonts w:ascii="Avenir Next" w:hAnsi="Avenir Next" w:cs="Avenir Next" w:eastAsia="Avenir Next"/>
                 <w:color w:val="1A1A1A"/>
-                <w:sz w:val="17"/>
+                <w:sz w:val="22"/>
                 <w:szCs w:val="17"/>
               </w:rPr>
-              <w:t xml:space="preserve"> + 3). Check: 12 × 2</w:t>
+              <w:t xml:space="preserve"> + 12 × 3 = 24</w:t>
             </w:r>
             <w:r>
               <w:rPr>
                 <w:rFonts w:ascii="Avenir Next" w:hAnsi="Avenir Next" w:cs="Avenir Next" w:eastAsia="Avenir Next"/>
                 <w:i/>
                 <w:color w:val="1A1A1A"/>
-                <w:sz w:val="17"/>
+                <w:sz w:val="22"/>
                 <w:szCs w:val="17"/>
               </w:rPr>
               <w:t xml:space="preserve">y</w:t>
@@ -3192,26 +3219,7 @@
               <w:rPr>
                 <w:rFonts w:ascii="Avenir Next" w:hAnsi="Avenir Next" w:cs="Avenir Next" w:eastAsia="Avenir Next"/>
                 <w:color w:val="1A1A1A"/>
-                <w:sz w:val="17"/>
-                <w:szCs w:val="17"/>
-              </w:rPr>
-              <w:t xml:space="preserve"> + 12 × 3 = 24</w:t>
-            </w:r>
-            <w:r>
-              <w:rPr>
-                <w:rFonts w:ascii="Avenir Next" w:hAnsi="Avenir Next" w:cs="Avenir Next" w:eastAsia="Avenir Next"/>
-                <w:i/>
-                <w:color w:val="1A1A1A"/>
-                <w:sz w:val="17"/>
-                <w:szCs w:val="17"/>
-              </w:rPr>
-              <w:t xml:space="preserve">y</w:t>
-            </w:r>
-            <w:r>
-              <w:rPr>
-                <w:rFonts w:ascii="Avenir Next" w:hAnsi="Avenir Next" w:cs="Avenir Next" w:eastAsia="Avenir Next"/>
-                <w:color w:val="1A1A1A"/>
-                <w:sz w:val="17"/>
+                <w:sz w:val="22"/>
                 <w:szCs w:val="17"/>
               </w:rPr>
               <w:t xml:space="preserve"> + 36</w:t>
@@ -3230,39 +3238,39 @@
                 <w:rFonts w:ascii="Avenir Next" w:hAnsi="Avenir Next" w:cs="Avenir Next" w:eastAsia="Avenir Next"/>
                 <w:b/>
                 <w:color w:val="1A1A1A"/>
+                <w:sz w:val="22"/>
+                <w:szCs w:val="17"/>
+              </w:rPr>
+              <w:t xml:space="preserve">Answer</w:t>
+            </w:r>
+            <w:r>
+              <w:rPr>
+                <w:rFonts w:ascii="Avenir Next" w:hAnsi="Avenir Next" w:cs="Avenir Next" w:eastAsia="Avenir Next"/>
+                <w:color w:val="1A1A1A"/>
                 <w:sz w:val="17"/>
                 <w:szCs w:val="17"/>
               </w:rPr>
-              <w:t xml:space="preserve">Answer</w:t>
-            </w:r>
-            <w:r>
-              <w:rPr>
-                <w:rFonts w:ascii="Avenir Next" w:hAnsi="Avenir Next" w:cs="Avenir Next" w:eastAsia="Avenir Next"/>
-                <w:color w:val="1A1A1A"/>
-                <w:sz w:val="17"/>
+              <w:tab/>
+            </w:r>
+            <w:r>
+              <w:rPr>
+                <w:rFonts w:ascii="Avenir Next" w:hAnsi="Avenir Next" w:cs="Avenir Next" w:eastAsia="Avenir Next"/>
+                <w:b/>
+                <w:color w:val="1A1A1A"/>
+                <w:sz w:val="22"/>
                 <w:szCs w:val="17"/>
               </w:rPr>
-              <w:tab/>
-            </w:r>
-            <w:r>
-              <w:rPr>
-                <w:rFonts w:ascii="Avenir Next" w:hAnsi="Avenir Next" w:cs="Avenir Next" w:eastAsia="Avenir Next"/>
-                <w:b/>
-                <w:color w:val="1A1A1A"/>
-                <w:sz w:val="17"/>
+              <w:t xml:space="preserve">12(2</w:t>
+            </w:r>
+            <w:r>
+              <w:rPr>
+                <w:rFonts w:ascii="Avenir Next" w:hAnsi="Avenir Next" w:cs="Avenir Next" w:eastAsia="Avenir Next"/>
+                <w:b/>
+                <w:i/>
+                <w:color w:val="1A1A1A"/>
+                <w:sz w:val="22"/>
                 <w:szCs w:val="17"/>
               </w:rPr>
-              <w:t xml:space="preserve">12(2</w:t>
-            </w:r>
-            <w:r>
-              <w:rPr>
-                <w:rFonts w:ascii="Avenir Next" w:hAnsi="Avenir Next" w:cs="Avenir Next" w:eastAsia="Avenir Next"/>
-                <w:b/>
-                <w:i/>
-                <w:color w:val="1A1A1A"/>
-                <w:sz w:val="17"/>
-                <w:szCs w:val="17"/>
-              </w:rPr>
               <w:t xml:space="preserve">y</w:t>
             </w:r>
             <w:r>
@@ -3270,7 +3278,7 @@
                 <w:rFonts w:ascii="Avenir Next" w:hAnsi="Avenir Next" w:cs="Avenir Next" w:eastAsia="Avenir Next"/>
                 <w:b/>
                 <w:color w:val="1A1A1A"/>
-                <w:sz w:val="17"/>
+                <w:sz w:val="22"/>
                 <w:szCs w:val="17"/>
               </w:rPr>
               <w:t xml:space="preserve"> + 3)</w:t>
@@ -3281,6 +3289,7 @@
     </w:tbl>
     <w:p>
       <w:pPr>
+        <w:pStyle w:val="Heading2"/>
         <w:keepNext/>
         <w:pBdr>
           <w:bottom w:val="single" w:sz="8" w:space="3" w:color="003A70"/>
@@ -3296,7 +3305,7 @@
           <w:b/>
           <w:color w:val="003A70"/>
           <w:spacing w:val="14"/>
-          <w:sz w:val="19"/>
+          <w:sz w:val="22"/>
           <w:szCs w:val="19"/>
         </w:rPr>
         <w:t xml:space="preserve">PRACTICE</w:t>
@@ -3315,7 +3324,7 @@
           <w:rFonts w:ascii="Avenir Next" w:hAnsi="Avenir Next" w:cs="Avenir Next" w:eastAsia="Avenir Next"/>
           <w:i/>
           <w:color w:val="5A5F66"/>
-          <w:sz w:val="17"/>
+          <w:sz w:val="22"/>
           <w:szCs w:val="17"/>
         </w:rPr>
         <w:t xml:space="preserve">show your work · label units</w:t>
@@ -3335,25 +3344,25 @@
           <w:rFonts w:ascii="Avenir Next" w:hAnsi="Avenir Next" w:cs="Avenir Next" w:eastAsia="Avenir Next"/>
           <w:b/>
           <w:color w:val="1A1A1A"/>
+          <w:sz w:val="22"/>
+          <w:szCs w:val="20"/>
+        </w:rPr>
+        <w:t xml:space="preserve">1.</w:t>
+      </w:r>
+      <w:r>
+        <w:rPr>
+          <w:rFonts w:ascii="Avenir Next" w:hAnsi="Avenir Next" w:cs="Avenir Next" w:eastAsia="Avenir Next"/>
+          <w:color w:val="1A1A1A"/>
           <w:sz w:val="20"/>
           <w:szCs w:val="20"/>
         </w:rPr>
-        <w:t xml:space="preserve">1.</w:t>
-      </w:r>
-      <w:r>
-        <w:rPr>
-          <w:rFonts w:ascii="Avenir Next" w:hAnsi="Avenir Next" w:cs="Avenir Next" w:eastAsia="Avenir Next"/>
-          <w:color w:val="1A1A1A"/>
-          <w:sz w:val="20"/>
-          <w:szCs w:val="20"/>
-        </w:rPr>
         <w:tab/>
       </w:r>
       <w:r>
         <w:rPr>
           <w:rFonts w:ascii="Avenir Next" w:hAnsi="Avenir Next" w:cs="Avenir Next" w:eastAsia="Avenir Next"/>
           <w:color w:val="1A1A1A"/>
-          <w:sz w:val="20"/>
+          <w:sz w:val="22"/>
           <w:szCs w:val="20"/>
         </w:rPr>
         <w:t xml:space="preserve">Expand each expression.</w:t>
@@ -3409,7 +3418,7 @@
                 <w:rFonts w:ascii="Avenir Next" w:hAnsi="Avenir Next" w:cs="Avenir Next" w:eastAsia="Avenir Next"/>
                 <w:b/>
                 <w:color w:val="003A70"/>
-                <w:sz w:val="20"/>
+                <w:sz w:val="22"/>
                 <w:szCs w:val="20"/>
               </w:rPr>
               <w:t xml:space="preserve">a.</w:t>
@@ -3427,7 +3436,7 @@
               <w:rPr>
                 <w:rFonts w:ascii="Avenir Next" w:hAnsi="Avenir Next" w:cs="Avenir Next" w:eastAsia="Avenir Next"/>
                 <w:color w:val="1A1A1A"/>
-                <w:sz w:val="20"/>
+                <w:sz w:val="22"/>
                 <w:szCs w:val="20"/>
               </w:rPr>
               <w:t xml:space="preserve">3(5</w:t>
@@ -3437,7 +3446,7 @@
                 <w:rFonts w:ascii="Avenir Next" w:hAnsi="Avenir Next" w:cs="Avenir Next" w:eastAsia="Avenir Next"/>
                 <w:i/>
                 <w:color w:val="1A1A1A"/>
-                <w:sz w:val="20"/>
+                <w:sz w:val="22"/>
                 <w:szCs w:val="20"/>
               </w:rPr>
               <w:t xml:space="preserve">x</w:t>
@@ -3446,7 +3455,7 @@
               <w:rPr>
                 <w:rFonts w:ascii="Avenir Next" w:hAnsi="Avenir Next" w:cs="Avenir Next" w:eastAsia="Avenir Next"/>
                 <w:color w:val="1A1A1A"/>
-                <w:sz w:val="20"/>
+                <w:sz w:val="22"/>
                 <w:szCs w:val="20"/>
               </w:rPr>
               <w:t xml:space="preserve"> + 2) =</w:t>
@@ -3490,7 +3499,7 @@
                 <w:rFonts w:ascii="Avenir Next" w:hAnsi="Avenir Next" w:cs="Avenir Next" w:eastAsia="Avenir Next"/>
                 <w:b/>
                 <w:color w:val="003A70"/>
-                <w:sz w:val="20"/>
+                <w:sz w:val="22"/>
                 <w:szCs w:val="20"/>
               </w:rPr>
               <w:t xml:space="preserve">b.</w:t>
@@ -3508,7 +3517,7 @@
               <w:rPr>
                 <w:rFonts w:ascii="Avenir Next" w:hAnsi="Avenir Next" w:cs="Avenir Next" w:eastAsia="Avenir Next"/>
                 <w:color w:val="1A1A1A"/>
-                <w:sz w:val="20"/>
+                <w:sz w:val="22"/>
                 <w:szCs w:val="20"/>
               </w:rPr>
               <w:t xml:space="preserve">8(</w:t>
@@ -3518,7 +3527,7 @@
                 <w:rFonts w:ascii="Avenir Next" w:hAnsi="Avenir Next" w:cs="Avenir Next" w:eastAsia="Avenir Next"/>
                 <w:i/>
                 <w:color w:val="1A1A1A"/>
-                <w:sz w:val="20"/>
+                <w:sz w:val="22"/>
                 <w:szCs w:val="20"/>
               </w:rPr>
               <w:t xml:space="preserve">y</w:t>
@@ -3527,7 +3536,7 @@
               <w:rPr>
                 <w:rFonts w:ascii="Avenir Next" w:hAnsi="Avenir Next" w:cs="Avenir Next" w:eastAsia="Avenir Next"/>
                 <w:color w:val="1A1A1A"/>
-                <w:sz w:val="20"/>
+                <w:sz w:val="22"/>
                 <w:szCs w:val="20"/>
               </w:rPr>
               <w:t xml:space="preserve"> + 7) =</w:t>
@@ -3571,7 +3580,7 @@
                 <w:rFonts w:ascii="Avenir Next" w:hAnsi="Avenir Next" w:cs="Avenir Next" w:eastAsia="Avenir Next"/>
                 <w:b/>
                 <w:color w:val="003A70"/>
-                <w:sz w:val="20"/>
+                <w:sz w:val="22"/>
                 <w:szCs w:val="20"/>
               </w:rPr>
               <w:t xml:space="preserve">c.</w:t>
@@ -3589,7 +3598,7 @@
               <w:rPr>
                 <w:rFonts w:ascii="Avenir Next" w:hAnsi="Avenir Next" w:cs="Avenir Next" w:eastAsia="Avenir Next"/>
                 <w:color w:val="1A1A1A"/>
-                <w:sz w:val="20"/>
+                <w:sz w:val="22"/>
                 <w:szCs w:val="20"/>
               </w:rPr>
               <w:t xml:space="preserve">4(3 + 2</w:t>
@@ -3599,7 +3608,7 @@
                 <w:rFonts w:ascii="Avenir Next" w:hAnsi="Avenir Next" w:cs="Avenir Next" w:eastAsia="Avenir Next"/>
                 <w:i/>
                 <w:color w:val="1A1A1A"/>
-                <w:sz w:val="20"/>
+                <w:sz w:val="22"/>
                 <w:szCs w:val="20"/>
               </w:rPr>
               <w:t xml:space="preserve">n</w:t>
@@ -3608,7 +3617,7 @@
               <w:rPr>
                 <w:rFonts w:ascii="Avenir Next" w:hAnsi="Avenir Next" w:cs="Avenir Next" w:eastAsia="Avenir Next"/>
                 <w:color w:val="1A1A1A"/>
-                <w:sz w:val="20"/>
+                <w:sz w:val="22"/>
                 <w:szCs w:val="20"/>
               </w:rPr>
               <w:t xml:space="preserve">) =</w:t>
@@ -3655,25 +3664,25 @@
           <w:rFonts w:ascii="Avenir Next" w:hAnsi="Avenir Next" w:cs="Avenir Next" w:eastAsia="Avenir Next"/>
           <w:b/>
           <w:color w:val="1A1A1A"/>
+          <w:sz w:val="22"/>
+          <w:szCs w:val="20"/>
+        </w:rPr>
+        <w:t xml:space="preserve">2.</w:t>
+      </w:r>
+      <w:r>
+        <w:rPr>
+          <w:rFonts w:ascii="Avenir Next" w:hAnsi="Avenir Next" w:cs="Avenir Next" w:eastAsia="Avenir Next"/>
+          <w:color w:val="1A1A1A"/>
           <w:sz w:val="20"/>
           <w:szCs w:val="20"/>
         </w:rPr>
-        <w:t xml:space="preserve">2.</w:t>
-      </w:r>
-      <w:r>
-        <w:rPr>
-          <w:rFonts w:ascii="Avenir Next" w:hAnsi="Avenir Next" w:cs="Avenir Next" w:eastAsia="Avenir Next"/>
-          <w:color w:val="1A1A1A"/>
-          <w:sz w:val="20"/>
-          <w:szCs w:val="20"/>
-        </w:rPr>
         <w:tab/>
       </w:r>
       <w:r>
         <w:rPr>
           <w:rFonts w:ascii="Avenir Next" w:hAnsi="Avenir Next" w:cs="Avenir Next" w:eastAsia="Avenir Next"/>
           <w:color w:val="1A1A1A"/>
-          <w:sz w:val="20"/>
+          <w:sz w:val="22"/>
           <w:szCs w:val="20"/>
         </w:rPr>
         <w:t xml:space="preserve">Factor each expression using the GCF.</w:t>
@@ -3729,7 +3738,7 @@
                 <w:rFonts w:ascii="Avenir Next" w:hAnsi="Avenir Next" w:cs="Avenir Next" w:eastAsia="Avenir Next"/>
                 <w:b/>
                 <w:color w:val="003A70"/>
-                <w:sz w:val="20"/>
+                <w:sz w:val="22"/>
                 <w:szCs w:val="20"/>
               </w:rPr>
               <w:t xml:space="preserve">a.</w:t>
@@ -3747,7 +3756,7 @@
               <w:rPr>
                 <w:rFonts w:ascii="Avenir Next" w:hAnsi="Avenir Next" w:cs="Avenir Next" w:eastAsia="Avenir Next"/>
                 <w:color w:val="1A1A1A"/>
-                <w:sz w:val="20"/>
+                <w:sz w:val="22"/>
                 <w:szCs w:val="20"/>
               </w:rPr>
               <w:t xml:space="preserve">6</w:t>
@@ -3757,7 +3766,7 @@
                 <w:rFonts w:ascii="Avenir Next" w:hAnsi="Avenir Next" w:cs="Avenir Next" w:eastAsia="Avenir Next"/>
                 <w:i/>
                 <w:color w:val="1A1A1A"/>
-                <w:sz w:val="20"/>
+                <w:sz w:val="22"/>
                 <w:szCs w:val="20"/>
               </w:rPr>
               <w:t xml:space="preserve">x</w:t>
@@ -3766,7 +3775,7 @@
               <w:rPr>
                 <w:rFonts w:ascii="Avenir Next" w:hAnsi="Avenir Next" w:cs="Avenir Next" w:eastAsia="Avenir Next"/>
                 <w:color w:val="1A1A1A"/>
-                <w:sz w:val="20"/>
+                <w:sz w:val="22"/>
                 <w:szCs w:val="20"/>
               </w:rPr>
               <w:t xml:space="preserve"> + 15 =</w:t>
@@ -3810,7 +3819,7 @@
                 <w:rFonts w:ascii="Avenir Next" w:hAnsi="Avenir Next" w:cs="Avenir Next" w:eastAsia="Avenir Next"/>
                 <w:b/>
                 <w:color w:val="003A70"/>
-                <w:sz w:val="20"/>
+                <w:sz w:val="22"/>
                 <w:szCs w:val="20"/>
               </w:rPr>
               <w:t xml:space="preserve">b.</w:t>
@@ -3828,7 +3837,7 @@
               <w:rPr>
                 <w:rFonts w:ascii="Avenir Next" w:hAnsi="Avenir Next" w:cs="Avenir Next" w:eastAsia="Avenir Next"/>
                 <w:color w:val="1A1A1A"/>
-                <w:sz w:val="20"/>
+                <w:sz w:val="22"/>
                 <w:szCs w:val="20"/>
               </w:rPr>
               <w:t xml:space="preserve">20</w:t>
@@ -3838,7 +3847,7 @@
                 <w:rFonts w:ascii="Avenir Next" w:hAnsi="Avenir Next" w:cs="Avenir Next" w:eastAsia="Avenir Next"/>
                 <w:i/>
                 <w:color w:val="1A1A1A"/>
-                <w:sz w:val="20"/>
+                <w:sz w:val="22"/>
                 <w:szCs w:val="20"/>
               </w:rPr>
               <w:t xml:space="preserve">y</w:t>
@@ -3847,7 +3856,7 @@
               <w:rPr>
                 <w:rFonts w:ascii="Avenir Next" w:hAnsi="Avenir Next" w:cs="Avenir Next" w:eastAsia="Avenir Next"/>
                 <w:color w:val="1A1A1A"/>
-                <w:sz w:val="20"/>
+                <w:sz w:val="22"/>
                 <w:szCs w:val="20"/>
               </w:rPr>
               <w:t xml:space="preserve"> + 32 =</w:t>
@@ -3891,7 +3900,7 @@
                 <w:rFonts w:ascii="Avenir Next" w:hAnsi="Avenir Next" w:cs="Avenir Next" w:eastAsia="Avenir Next"/>
                 <w:b/>
                 <w:color w:val="003A70"/>
-                <w:sz w:val="20"/>
+                <w:sz w:val="22"/>
                 <w:szCs w:val="20"/>
               </w:rPr>
               <w:t xml:space="preserve">c.</w:t>
@@ -3909,7 +3918,7 @@
               <w:rPr>
                 <w:rFonts w:ascii="Avenir Next" w:hAnsi="Avenir Next" w:cs="Avenir Next" w:eastAsia="Avenir Next"/>
                 <w:color w:val="1A1A1A"/>
-                <w:sz w:val="20"/>
+                <w:sz w:val="22"/>
                 <w:szCs w:val="20"/>
               </w:rPr>
               <w:t xml:space="preserve">14</w:t>
@@ -3919,7 +3928,7 @@
                 <w:rFonts w:ascii="Avenir Next" w:hAnsi="Avenir Next" w:cs="Avenir Next" w:eastAsia="Avenir Next"/>
                 <w:i/>
                 <w:color w:val="1A1A1A"/>
-                <w:sz w:val="20"/>
+                <w:sz w:val="22"/>
                 <w:szCs w:val="20"/>
               </w:rPr>
               <w:t xml:space="preserve">a</w:t>
@@ -3928,7 +3937,7 @@
               <w:rPr>
                 <w:rFonts w:ascii="Avenir Next" w:hAnsi="Avenir Next" w:cs="Avenir Next" w:eastAsia="Avenir Next"/>
                 <w:color w:val="1A1A1A"/>
-                <w:sz w:val="20"/>
+                <w:sz w:val="22"/>
                 <w:szCs w:val="20"/>
               </w:rPr>
               <w:t xml:space="preserve"> + 49 =</w:t>
@@ -3978,7 +3987,7 @@
                 <w:rFonts w:ascii="Avenir Next" w:hAnsi="Avenir Next" w:cs="Avenir Next" w:eastAsia="Avenir Next"/>
                 <w:b/>
                 <w:color w:val="003A70"/>
-                <w:sz w:val="20"/>
+                <w:sz w:val="22"/>
                 <w:szCs w:val="20"/>
               </w:rPr>
               <w:t xml:space="preserve">d.</w:t>
@@ -3996,7 +4005,7 @@
               <w:rPr>
                 <w:rFonts w:ascii="Avenir Next" w:hAnsi="Avenir Next" w:cs="Avenir Next" w:eastAsia="Avenir Next"/>
                 <w:color w:val="1A1A1A"/>
-                <w:sz w:val="20"/>
+                <w:sz w:val="22"/>
                 <w:szCs w:val="20"/>
               </w:rPr>
               <w:t xml:space="preserve">36 + 27</w:t>
@@ -4006,7 +4015,7 @@
                 <w:rFonts w:ascii="Avenir Next" w:hAnsi="Avenir Next" w:cs="Avenir Next" w:eastAsia="Avenir Next"/>
                 <w:i/>
                 <w:color w:val="1A1A1A"/>
-                <w:sz w:val="20"/>
+                <w:sz w:val="22"/>
                 <w:szCs w:val="20"/>
               </w:rPr>
               <w:t xml:space="preserve">k</w:t>
@@ -4015,7 +4024,7 @@
               <w:rPr>
                 <w:rFonts w:ascii="Avenir Next" w:hAnsi="Avenir Next" w:cs="Avenir Next" w:eastAsia="Avenir Next"/>
                 <w:color w:val="1A1A1A"/>
-                <w:sz w:val="20"/>
+                <w:sz w:val="22"/>
                 <w:szCs w:val="20"/>
               </w:rPr>
               <w:t xml:space="preserve"> =</w:t>
@@ -4059,7 +4068,7 @@
                 <w:rFonts w:ascii="Avenir Next" w:hAnsi="Avenir Next" w:cs="Avenir Next" w:eastAsia="Avenir Next"/>
                 <w:b/>
                 <w:color w:val="003A70"/>
-                <w:sz w:val="20"/>
+                <w:sz w:val="22"/>
                 <w:szCs w:val="20"/>
               </w:rPr>
               <w:t xml:space="preserve">e.</w:t>
@@ -4077,7 +4086,7 @@
               <w:rPr>
                 <w:rFonts w:ascii="Avenir Next" w:hAnsi="Avenir Next" w:cs="Avenir Next" w:eastAsia="Avenir Next"/>
                 <w:color w:val="1A1A1A"/>
-                <w:sz w:val="20"/>
+                <w:sz w:val="22"/>
                 <w:szCs w:val="20"/>
               </w:rPr>
               <w:t xml:space="preserve">40</w:t>
@@ -4087,7 +4096,7 @@
                 <w:rFonts w:ascii="Avenir Next" w:hAnsi="Avenir Next" w:cs="Avenir Next" w:eastAsia="Avenir Next"/>
                 <w:i/>
                 <w:color w:val="1A1A1A"/>
-                <w:sz w:val="20"/>
+                <w:sz w:val="22"/>
                 <w:szCs w:val="20"/>
               </w:rPr>
               <w:t xml:space="preserve">m</w:t>
@@ -4096,7 +4105,7 @@
               <w:rPr>
                 <w:rFonts w:ascii="Avenir Next" w:hAnsi="Avenir Next" w:cs="Avenir Next" w:eastAsia="Avenir Next"/>
                 <w:color w:val="1A1A1A"/>
-                <w:sz w:val="20"/>
+                <w:sz w:val="22"/>
                 <w:szCs w:val="20"/>
               </w:rPr>
               <w:t xml:space="preserve"> + 60 =</w:t>
@@ -4140,7 +4149,7 @@
                 <w:rFonts w:ascii="Avenir Next" w:hAnsi="Avenir Next" w:cs="Avenir Next" w:eastAsia="Avenir Next"/>
                 <w:b/>
                 <w:color w:val="003A70"/>
-                <w:sz w:val="20"/>
+                <w:sz w:val="22"/>
                 <w:szCs w:val="20"/>
               </w:rPr>
               <w:t xml:space="preserve">f.</w:t>
@@ -4158,7 +4167,7 @@
               <w:rPr>
                 <w:rFonts w:ascii="Avenir Next" w:hAnsi="Avenir Next" w:cs="Avenir Next" w:eastAsia="Avenir Next"/>
                 <w:color w:val="1A1A1A"/>
-                <w:sz w:val="20"/>
+                <w:sz w:val="22"/>
                 <w:szCs w:val="20"/>
               </w:rPr>
               <w:t xml:space="preserve">11</w:t>
@@ -4168,7 +4177,7 @@
                 <w:rFonts w:ascii="Avenir Next" w:hAnsi="Avenir Next" w:cs="Avenir Next" w:eastAsia="Avenir Next"/>
                 <w:i/>
                 <w:color w:val="1A1A1A"/>
-                <w:sz w:val="20"/>
+                <w:sz w:val="22"/>
                 <w:szCs w:val="20"/>
               </w:rPr>
               <w:t xml:space="preserve">b</w:t>
@@ -4177,7 +4186,7 @@
               <w:rPr>
                 <w:rFonts w:ascii="Avenir Next" w:hAnsi="Avenir Next" w:cs="Avenir Next" w:eastAsia="Avenir Next"/>
                 <w:color w:val="1A1A1A"/>
-                <w:sz w:val="20"/>
+                <w:sz w:val="22"/>
                 <w:szCs w:val="20"/>
               </w:rPr>
               <w:t xml:space="preserve"> + 33 =</w:t>
@@ -4224,18 +4233,18 @@
           <w:rFonts w:ascii="Avenir Next" w:hAnsi="Avenir Next" w:cs="Avenir Next" w:eastAsia="Avenir Next"/>
           <w:b/>
           <w:color w:val="1A1A1A"/>
+          <w:sz w:val="22"/>
+          <w:szCs w:val="20"/>
+        </w:rPr>
+        <w:t xml:space="preserve">3.</w:t>
+      </w:r>
+      <w:r>
+        <w:rPr>
+          <w:rFonts w:ascii="Avenir Next" w:hAnsi="Avenir Next" w:cs="Avenir Next" w:eastAsia="Avenir Next"/>
+          <w:color w:val="1A1A1A"/>
           <w:sz w:val="20"/>
           <w:szCs w:val="20"/>
         </w:rPr>
-        <w:t xml:space="preserve">3.</w:t>
-      </w:r>
-      <w:r>
-        <w:rPr>
-          <w:rFonts w:ascii="Avenir Next" w:hAnsi="Avenir Next" w:cs="Avenir Next" w:eastAsia="Avenir Next"/>
-          <w:color w:val="1A1A1A"/>
-          <w:sz w:val="20"/>
-          <w:szCs w:val="20"/>
-        </w:rPr>
         <w:tab/>
       </w:r>
       <w:r>
@@ -4243,7 +4252,7 @@
           <w:rFonts w:ascii="Avenir Next" w:hAnsi="Avenir Next" w:cs="Avenir Next" w:eastAsia="Avenir Next"/>
           <w:b/>
           <w:color w:val="1A1A1A"/>
-          <w:sz w:val="20"/>
+          <w:sz w:val="22"/>
           <w:szCs w:val="20"/>
         </w:rPr>
         <w:t xml:space="preserve">Rectangle.  </w:t>
@@ -4252,7 +4261,7 @@
         <w:rPr>
           <w:rFonts w:ascii="Avenir Next" w:hAnsi="Avenir Next" w:cs="Avenir Next" w:eastAsia="Avenir Next"/>
           <w:color w:val="1A1A1A"/>
-          <w:sz w:val="20"/>
+          <w:sz w:val="22"/>
           <w:szCs w:val="20"/>
         </w:rPr>
         <w:t xml:space="preserve">A rectangle has an area of 8</w:t>
@@ -4262,7 +4271,7 @@
           <w:rFonts w:ascii="Avenir Next" w:hAnsi="Avenir Next" w:cs="Avenir Next" w:eastAsia="Avenir Next"/>
           <w:i/>
           <w:color w:val="1A1A1A"/>
-          <w:sz w:val="20"/>
+          <w:sz w:val="22"/>
           <w:szCs w:val="20"/>
         </w:rPr>
         <w:t xml:space="preserve">x</w:t>
@@ -4271,7 +4280,7 @@
         <w:rPr>
           <w:rFonts w:ascii="Avenir Next" w:hAnsi="Avenir Next" w:cs="Avenir Next" w:eastAsia="Avenir Next"/>
           <w:color w:val="1A1A1A"/>
-          <w:sz w:val="20"/>
+          <w:sz w:val="22"/>
           <w:szCs w:val="20"/>
         </w:rPr>
         <w:t xml:space="preserve"> + 56 square units. Its width is 8 units. Write an expression for its length.</w:t>
@@ -4348,7 +4357,7 @@
           <w:rFonts w:ascii="Avenir Next" w:hAnsi="Avenir Next" w:cs="Avenir Next" w:eastAsia="Avenir Next"/>
           <w:b/>
           <w:color w:val="1A1A1A"/>
-          <w:sz w:val="18"/>
+          <w:sz w:val="22"/>
           <w:szCs w:val="18"/>
         </w:rPr>
         <w:t xml:space="preserve">Length</w:t>
@@ -4382,18 +4391,18 @@
           <w:rFonts w:ascii="Avenir Next" w:hAnsi="Avenir Next" w:cs="Avenir Next" w:eastAsia="Avenir Next"/>
           <w:b/>
           <w:color w:val="1A1A1A"/>
+          <w:sz w:val="22"/>
+          <w:szCs w:val="20"/>
+        </w:rPr>
+        <w:t xml:space="preserve">4.</w:t>
+      </w:r>
+      <w:r>
+        <w:rPr>
+          <w:rFonts w:ascii="Avenir Next" w:hAnsi="Avenir Next" w:cs="Avenir Next" w:eastAsia="Avenir Next"/>
+          <w:color w:val="1A1A1A"/>
           <w:sz w:val="20"/>
           <w:szCs w:val="20"/>
         </w:rPr>
-        <w:t xml:space="preserve">4.</w:t>
-      </w:r>
-      <w:r>
-        <w:rPr>
-          <w:rFonts w:ascii="Avenir Next" w:hAnsi="Avenir Next" w:cs="Avenir Next" w:eastAsia="Avenir Next"/>
-          <w:color w:val="1A1A1A"/>
-          <w:sz w:val="20"/>
-          <w:szCs w:val="20"/>
-        </w:rPr>
         <w:tab/>
       </w:r>
       <w:r>
@@ -4401,7 +4410,7 @@
           <w:rFonts w:ascii="Avenir Next" w:hAnsi="Avenir Next" w:cs="Avenir Next" w:eastAsia="Avenir Next"/>
           <w:b/>
           <w:color w:val="1A1A1A"/>
-          <w:sz w:val="20"/>
+          <w:sz w:val="22"/>
           <w:szCs w:val="20"/>
         </w:rPr>
         <w:t xml:space="preserve">Stretch.  </w:t>
@@ -4410,7 +4419,7 @@
         <w:rPr>
           <w:rFonts w:ascii="Avenir Next" w:hAnsi="Avenir Next" w:cs="Avenir Next" w:eastAsia="Avenir Next"/>
           <w:color w:val="1A1A1A"/>
-          <w:sz w:val="20"/>
+          <w:sz w:val="22"/>
           <w:szCs w:val="20"/>
         </w:rPr>
         <w:t xml:space="preserve">Write two different factored forms of 12</w:t>
@@ -4420,7 +4429,7 @@
           <w:rFonts w:ascii="Avenir Next" w:hAnsi="Avenir Next" w:cs="Avenir Next" w:eastAsia="Avenir Next"/>
           <w:i/>
           <w:color w:val="1A1A1A"/>
-          <w:sz w:val="20"/>
+          <w:sz w:val="22"/>
           <w:szCs w:val="20"/>
         </w:rPr>
         <w:t xml:space="preserve">x</w:t>
@@ -4429,7 +4438,7 @@
         <w:rPr>
           <w:rFonts w:ascii="Avenir Next" w:hAnsi="Avenir Next" w:cs="Avenir Next" w:eastAsia="Avenir Next"/>
           <w:color w:val="1A1A1A"/>
-          <w:sz w:val="20"/>
+          <w:sz w:val="22"/>
           <w:szCs w:val="20"/>
         </w:rPr>
         <w:t xml:space="preserve"> + 24. Then write the form that uses the GCF.</w:t>
@@ -4520,18 +4529,18 @@
           <w:rFonts w:ascii="Avenir Next" w:hAnsi="Avenir Next" w:cs="Avenir Next" w:eastAsia="Avenir Next"/>
           <w:b/>
           <w:color w:val="1A1A1A"/>
+          <w:sz w:val="22"/>
+          <w:szCs w:val="20"/>
+        </w:rPr>
+        <w:t xml:space="preserve">5.</w:t>
+      </w:r>
+      <w:r>
+        <w:rPr>
+          <w:rFonts w:ascii="Avenir Next" w:hAnsi="Avenir Next" w:cs="Avenir Next" w:eastAsia="Avenir Next"/>
+          <w:color w:val="1A1A1A"/>
           <w:sz w:val="20"/>
           <w:szCs w:val="20"/>
         </w:rPr>
-        <w:t xml:space="preserve">5.</w:t>
-      </w:r>
-      <w:r>
-        <w:rPr>
-          <w:rFonts w:ascii="Avenir Next" w:hAnsi="Avenir Next" w:cs="Avenir Next" w:eastAsia="Avenir Next"/>
-          <w:color w:val="1A1A1A"/>
-          <w:sz w:val="20"/>
-          <w:szCs w:val="20"/>
-        </w:rPr>
         <w:tab/>
       </w:r>
       <w:r>
@@ -4539,7 +4548,7 @@
           <w:rFonts w:ascii="Avenir Next" w:hAnsi="Avenir Next" w:cs="Avenir Next" w:eastAsia="Avenir Next"/>
           <w:b/>
           <w:color w:val="1A1A1A"/>
-          <w:sz w:val="20"/>
+          <w:sz w:val="22"/>
           <w:szCs w:val="20"/>
         </w:rPr>
         <w:t xml:space="preserve">Reason.  </w:t>
@@ -4548,7 +4557,7 @@
         <w:rPr>
           <w:rFonts w:ascii="Avenir Next" w:hAnsi="Avenir Next" w:cs="Avenir Next" w:eastAsia="Avenir Next"/>
           <w:color w:val="1A1A1A"/>
-          <w:sz w:val="20"/>
+          <w:sz w:val="22"/>
           <w:szCs w:val="20"/>
         </w:rPr>
         <w:t xml:space="preserve">Leon factored 30</w:t>
@@ -4558,7 +4567,7 @@
           <w:rFonts w:ascii="Avenir Next" w:hAnsi="Avenir Next" w:cs="Avenir Next" w:eastAsia="Avenir Next"/>
           <w:i/>
           <w:color w:val="1A1A1A"/>
-          <w:sz w:val="20"/>
+          <w:sz w:val="22"/>
           <w:szCs w:val="20"/>
         </w:rPr>
         <w:t xml:space="preserve">n</w:t>
@@ -4567,7 +4576,7 @@
         <w:rPr>
           <w:rFonts w:ascii="Avenir Next" w:hAnsi="Avenir Next" w:cs="Avenir Next" w:eastAsia="Avenir Next"/>
           <w:color w:val="1A1A1A"/>
-          <w:sz w:val="20"/>
+          <w:sz w:val="22"/>
           <w:szCs w:val="20"/>
         </w:rPr>
         <w:t xml:space="preserve"> + 45 as 5(6</w:t>
@@ -4577,7 +4586,7 @@
           <w:rFonts w:ascii="Avenir Next" w:hAnsi="Avenir Next" w:cs="Avenir Next" w:eastAsia="Avenir Next"/>
           <w:i/>
           <w:color w:val="1A1A1A"/>
-          <w:sz w:val="20"/>
+          <w:sz w:val="22"/>
           <w:szCs w:val="20"/>
         </w:rPr>
         <w:t xml:space="preserve">n</w:t>
@@ -4586,7 +4595,7 @@
         <w:rPr>
           <w:rFonts w:ascii="Avenir Next" w:hAnsi="Avenir Next" w:cs="Avenir Next" w:eastAsia="Avenir Next"/>
           <w:color w:val="1A1A1A"/>
-          <w:sz w:val="20"/>
+          <w:sz w:val="22"/>
           <w:szCs w:val="20"/>
         </w:rPr>
         <w:t xml:space="preserve"> + 9). Did he use the GCF?</w:t>
@@ -4654,7 +4663,7 @@
               <w:rPr>
                 <w:rFonts w:ascii="Avenir Next" w:hAnsi="Avenir Next" w:cs="Avenir Next" w:eastAsia="Avenir Next"/>
                 <w:color w:val="1A1A1A"/>
-                <w:sz w:val="19"/>
+                <w:sz w:val="22"/>
                 <w:szCs w:val="19"/>
               </w:rPr>
               <w:t xml:space="preserve">Yes</w:t>
@@ -4693,7 +4702,7 @@
               <w:rPr>
                 <w:rFonts w:ascii="Avenir Next" w:hAnsi="Avenir Next" w:cs="Avenir Next" w:eastAsia="Avenir Next"/>
                 <w:color w:val="1A1A1A"/>
-                <w:sz w:val="19"/>
+                <w:sz w:val="22"/>
                 <w:szCs w:val="19"/>
               </w:rPr>
               <w:t xml:space="preserve">No</w:t>
@@ -4709,6 +4718,7 @@
     </w:p>
     <w:p>
       <w:pPr>
+        <w:pStyle w:val="Heading2"/>
         <w:keepNext/>
         <w:pBdr>
           <w:bottom w:val="single" w:sz="8" w:space="3" w:color="003A70"/>
@@ -4724,7 +4734,7 @@
           <w:b/>
           <w:color w:val="003A70"/>
           <w:spacing w:val="14"/>
-          <w:sz w:val="19"/>
+          <w:sz w:val="22"/>
           <w:szCs w:val="19"/>
         </w:rPr>
         <w:t xml:space="preserve">TEST PRACTICE</w:t>
@@ -4743,7 +4753,7 @@
           <w:rFonts w:ascii="Avenir Next" w:hAnsi="Avenir Next" w:cs="Avenir Next" w:eastAsia="Avenir Next"/>
           <w:i/>
           <w:color w:val="5A5F66"/>
-          <w:sz w:val="17"/>
+          <w:sz w:val="22"/>
           <w:szCs w:val="17"/>
         </w:rPr>
         <w:t xml:space="preserve">choose the best answer</w:t>
@@ -4763,25 +4773,25 @@
           <w:rFonts w:ascii="Avenir Next" w:hAnsi="Avenir Next" w:cs="Avenir Next" w:eastAsia="Avenir Next"/>
           <w:b/>
           <w:color w:val="1A1A1A"/>
+          <w:sz w:val="22"/>
+          <w:szCs w:val="20"/>
+        </w:rPr>
+        <w:t xml:space="preserve">6.</w:t>
+      </w:r>
+      <w:r>
+        <w:rPr>
+          <w:rFonts w:ascii="Avenir Next" w:hAnsi="Avenir Next" w:cs="Avenir Next" w:eastAsia="Avenir Next"/>
+          <w:color w:val="1A1A1A"/>
           <w:sz w:val="20"/>
           <w:szCs w:val="20"/>
         </w:rPr>
-        <w:t xml:space="preserve">6.</w:t>
-      </w:r>
-      <w:r>
-        <w:rPr>
-          <w:rFonts w:ascii="Avenir Next" w:hAnsi="Avenir Next" w:cs="Avenir Next" w:eastAsia="Avenir Next"/>
-          <w:color w:val="1A1A1A"/>
-          <w:sz w:val="20"/>
-          <w:szCs w:val="20"/>
-        </w:rPr>
         <w:tab/>
       </w:r>
       <w:r>
         <w:rPr>
           <w:rFonts w:ascii="Avenir Next" w:hAnsi="Avenir Next" w:cs="Avenir Next" w:eastAsia="Avenir Next"/>
           <w:color w:val="1A1A1A"/>
-          <w:sz w:val="20"/>
+          <w:sz w:val="22"/>
           <w:szCs w:val="20"/>
         </w:rPr>
         <w:t xml:space="preserve">Which is 16</w:t>
@@ -4791,7 +4801,7 @@
           <w:rFonts w:ascii="Avenir Next" w:hAnsi="Avenir Next" w:cs="Avenir Next" w:eastAsia="Avenir Next"/>
           <w:i/>
           <w:color w:val="1A1A1A"/>
-          <w:sz w:val="20"/>
+          <w:sz w:val="22"/>
           <w:szCs w:val="20"/>
         </w:rPr>
         <w:t xml:space="preserve">x</w:t>
@@ -4800,7 +4810,7 @@
         <w:rPr>
           <w:rFonts w:ascii="Avenir Next" w:hAnsi="Avenir Next" w:cs="Avenir Next" w:eastAsia="Avenir Next"/>
           <w:color w:val="1A1A1A"/>
-          <w:sz w:val="20"/>
+          <w:sz w:val="22"/>
           <w:szCs w:val="20"/>
         </w:rPr>
         <w:t xml:space="preserve"> + 40 factored using the GCF?</w:t>
@@ -4856,44 +4866,44 @@
                 <w:rFonts w:ascii="Avenir Next" w:hAnsi="Avenir Next" w:cs="Avenir Next" w:eastAsia="Avenir Next"/>
                 <w:b/>
                 <w:color w:val="003A70"/>
+                <w:sz w:val="22"/>
+                <w:szCs w:val="19"/>
+              </w:rPr>
+              <w:t xml:space="preserve">A</w:t>
+            </w:r>
+            <w:r>
+              <w:rPr>
+                <w:rFonts w:ascii="Avenir Next" w:hAnsi="Avenir Next" w:cs="Avenir Next" w:eastAsia="Avenir Next"/>
+                <w:color w:val="1A1A1A"/>
                 <w:sz w:val="19"/>
                 <w:szCs w:val="19"/>
               </w:rPr>
-              <w:t xml:space="preserve">A</w:t>
-            </w:r>
-            <w:r>
-              <w:rPr>
-                <w:rFonts w:ascii="Avenir Next" w:hAnsi="Avenir Next" w:cs="Avenir Next" w:eastAsia="Avenir Next"/>
-                <w:color w:val="1A1A1A"/>
-                <w:sz w:val="19"/>
+              <w:tab/>
+            </w:r>
+            <w:r>
+              <w:rPr>
+                <w:rFonts w:ascii="Avenir Next" w:hAnsi="Avenir Next" w:cs="Avenir Next" w:eastAsia="Avenir Next"/>
+                <w:color w:val="1A1A1A"/>
+                <w:sz w:val="22"/>
                 <w:szCs w:val="19"/>
               </w:rPr>
-              <w:tab/>
-            </w:r>
-            <w:r>
-              <w:rPr>
-                <w:rFonts w:ascii="Avenir Next" w:hAnsi="Avenir Next" w:cs="Avenir Next" w:eastAsia="Avenir Next"/>
-                <w:color w:val="1A1A1A"/>
-                <w:sz w:val="19"/>
+              <w:t xml:space="preserve">2(8</w:t>
+            </w:r>
+            <w:r>
+              <w:rPr>
+                <w:rFonts w:ascii="Avenir Next" w:hAnsi="Avenir Next" w:cs="Avenir Next" w:eastAsia="Avenir Next"/>
+                <w:i/>
+                <w:color w:val="1A1A1A"/>
+                <w:sz w:val="22"/>
                 <w:szCs w:val="19"/>
               </w:rPr>
-              <w:t xml:space="preserve">2(8</w:t>
-            </w:r>
-            <w:r>
-              <w:rPr>
-                <w:rFonts w:ascii="Avenir Next" w:hAnsi="Avenir Next" w:cs="Avenir Next" w:eastAsia="Avenir Next"/>
-                <w:i/>
-                <w:color w:val="1A1A1A"/>
-                <w:sz w:val="19"/>
-                <w:szCs w:val="19"/>
-              </w:rPr>
               <w:t xml:space="preserve">x</w:t>
             </w:r>
             <w:r>
               <w:rPr>
                 <w:rFonts w:ascii="Avenir Next" w:hAnsi="Avenir Next" w:cs="Avenir Next" w:eastAsia="Avenir Next"/>
                 <w:color w:val="1A1A1A"/>
-                <w:sz w:val="19"/>
+                <w:sz w:val="22"/>
                 <w:szCs w:val="19"/>
               </w:rPr>
               <w:t xml:space="preserve"> + 20)</w:t>
@@ -4918,44 +4928,44 @@
                 <w:rFonts w:ascii="Avenir Next" w:hAnsi="Avenir Next" w:cs="Avenir Next" w:eastAsia="Avenir Next"/>
                 <w:b/>
                 <w:color w:val="003A70"/>
+                <w:sz w:val="22"/>
+                <w:szCs w:val="19"/>
+              </w:rPr>
+              <w:t xml:space="preserve">B</w:t>
+            </w:r>
+            <w:r>
+              <w:rPr>
+                <w:rFonts w:ascii="Avenir Next" w:hAnsi="Avenir Next" w:cs="Avenir Next" w:eastAsia="Avenir Next"/>
+                <w:color w:val="1A1A1A"/>
                 <w:sz w:val="19"/>
                 <w:szCs w:val="19"/>
               </w:rPr>
-              <w:t xml:space="preserve">B</w:t>
-            </w:r>
-            <w:r>
-              <w:rPr>
-                <w:rFonts w:ascii="Avenir Next" w:hAnsi="Avenir Next" w:cs="Avenir Next" w:eastAsia="Avenir Next"/>
-                <w:color w:val="1A1A1A"/>
-                <w:sz w:val="19"/>
+              <w:tab/>
+            </w:r>
+            <w:r>
+              <w:rPr>
+                <w:rFonts w:ascii="Avenir Next" w:hAnsi="Avenir Next" w:cs="Avenir Next" w:eastAsia="Avenir Next"/>
+                <w:color w:val="1A1A1A"/>
+                <w:sz w:val="22"/>
                 <w:szCs w:val="19"/>
               </w:rPr>
-              <w:tab/>
-            </w:r>
-            <w:r>
-              <w:rPr>
-                <w:rFonts w:ascii="Avenir Next" w:hAnsi="Avenir Next" w:cs="Avenir Next" w:eastAsia="Avenir Next"/>
-                <w:color w:val="1A1A1A"/>
-                <w:sz w:val="19"/>
+              <w:t xml:space="preserve">8(2</w:t>
+            </w:r>
+            <w:r>
+              <w:rPr>
+                <w:rFonts w:ascii="Avenir Next" w:hAnsi="Avenir Next" w:cs="Avenir Next" w:eastAsia="Avenir Next"/>
+                <w:i/>
+                <w:color w:val="1A1A1A"/>
+                <w:sz w:val="22"/>
                 <w:szCs w:val="19"/>
               </w:rPr>
-              <w:t xml:space="preserve">8(2</w:t>
-            </w:r>
-            <w:r>
-              <w:rPr>
-                <w:rFonts w:ascii="Avenir Next" w:hAnsi="Avenir Next" w:cs="Avenir Next" w:eastAsia="Avenir Next"/>
-                <w:i/>
-                <w:color w:val="1A1A1A"/>
-                <w:sz w:val="19"/>
-                <w:szCs w:val="19"/>
-              </w:rPr>
               <w:t xml:space="preserve">x</w:t>
             </w:r>
             <w:r>
               <w:rPr>
                 <w:rFonts w:ascii="Avenir Next" w:hAnsi="Avenir Next" w:cs="Avenir Next" w:eastAsia="Avenir Next"/>
                 <w:color w:val="1A1A1A"/>
-                <w:sz w:val="19"/>
+                <w:sz w:val="22"/>
                 <w:szCs w:val="19"/>
               </w:rPr>
               <w:t xml:space="preserve"> + 5)</w:t>
@@ -4980,44 +4990,44 @@
                 <w:rFonts w:ascii="Avenir Next" w:hAnsi="Avenir Next" w:cs="Avenir Next" w:eastAsia="Avenir Next"/>
                 <w:b/>
                 <w:color w:val="003A70"/>
+                <w:sz w:val="22"/>
+                <w:szCs w:val="19"/>
+              </w:rPr>
+              <w:t xml:space="preserve">C</w:t>
+            </w:r>
+            <w:r>
+              <w:rPr>
+                <w:rFonts w:ascii="Avenir Next" w:hAnsi="Avenir Next" w:cs="Avenir Next" w:eastAsia="Avenir Next"/>
+                <w:color w:val="1A1A1A"/>
                 <w:sz w:val="19"/>
                 <w:szCs w:val="19"/>
               </w:rPr>
-              <w:t xml:space="preserve">C</w:t>
-            </w:r>
-            <w:r>
-              <w:rPr>
-                <w:rFonts w:ascii="Avenir Next" w:hAnsi="Avenir Next" w:cs="Avenir Next" w:eastAsia="Avenir Next"/>
-                <w:color w:val="1A1A1A"/>
-                <w:sz w:val="19"/>
+              <w:tab/>
+            </w:r>
+            <w:r>
+              <w:rPr>
+                <w:rFonts w:ascii="Avenir Next" w:hAnsi="Avenir Next" w:cs="Avenir Next" w:eastAsia="Avenir Next"/>
+                <w:color w:val="1A1A1A"/>
+                <w:sz w:val="22"/>
                 <w:szCs w:val="19"/>
               </w:rPr>
-              <w:tab/>
-            </w:r>
-            <w:r>
-              <w:rPr>
-                <w:rFonts w:ascii="Avenir Next" w:hAnsi="Avenir Next" w:cs="Avenir Next" w:eastAsia="Avenir Next"/>
-                <w:color w:val="1A1A1A"/>
-                <w:sz w:val="19"/>
+              <w:t xml:space="preserve">4(4</w:t>
+            </w:r>
+            <w:r>
+              <w:rPr>
+                <w:rFonts w:ascii="Avenir Next" w:hAnsi="Avenir Next" w:cs="Avenir Next" w:eastAsia="Avenir Next"/>
+                <w:i/>
+                <w:color w:val="1A1A1A"/>
+                <w:sz w:val="22"/>
                 <w:szCs w:val="19"/>
               </w:rPr>
-              <w:t xml:space="preserve">4(4</w:t>
-            </w:r>
-            <w:r>
-              <w:rPr>
-                <w:rFonts w:ascii="Avenir Next" w:hAnsi="Avenir Next" w:cs="Avenir Next" w:eastAsia="Avenir Next"/>
-                <w:i/>
-                <w:color w:val="1A1A1A"/>
-                <w:sz w:val="19"/>
-                <w:szCs w:val="19"/>
-              </w:rPr>
               <w:t xml:space="preserve">x</w:t>
             </w:r>
             <w:r>
               <w:rPr>
                 <w:rFonts w:ascii="Avenir Next" w:hAnsi="Avenir Next" w:cs="Avenir Next" w:eastAsia="Avenir Next"/>
                 <w:color w:val="1A1A1A"/>
-                <w:sz w:val="19"/>
+                <w:sz w:val="22"/>
                 <w:szCs w:val="19"/>
               </w:rPr>
               <w:t xml:space="preserve"> + 10)</w:t>
@@ -5042,44 +5052,44 @@
                 <w:rFonts w:ascii="Avenir Next" w:hAnsi="Avenir Next" w:cs="Avenir Next" w:eastAsia="Avenir Next"/>
                 <w:b/>
                 <w:color w:val="003A70"/>
+                <w:sz w:val="22"/>
+                <w:szCs w:val="19"/>
+              </w:rPr>
+              <w:t xml:space="preserve">D</w:t>
+            </w:r>
+            <w:r>
+              <w:rPr>
+                <w:rFonts w:ascii="Avenir Next" w:hAnsi="Avenir Next" w:cs="Avenir Next" w:eastAsia="Avenir Next"/>
+                <w:color w:val="1A1A1A"/>
                 <w:sz w:val="19"/>
                 <w:szCs w:val="19"/>
               </w:rPr>
-              <w:t xml:space="preserve">D</w:t>
-            </w:r>
-            <w:r>
-              <w:rPr>
-                <w:rFonts w:ascii="Avenir Next" w:hAnsi="Avenir Next" w:cs="Avenir Next" w:eastAsia="Avenir Next"/>
-                <w:color w:val="1A1A1A"/>
-                <w:sz w:val="19"/>
+              <w:tab/>
+            </w:r>
+            <w:r>
+              <w:rPr>
+                <w:rFonts w:ascii="Avenir Next" w:hAnsi="Avenir Next" w:cs="Avenir Next" w:eastAsia="Avenir Next"/>
+                <w:color w:val="1A1A1A"/>
+                <w:sz w:val="22"/>
                 <w:szCs w:val="19"/>
               </w:rPr>
-              <w:tab/>
-            </w:r>
-            <w:r>
-              <w:rPr>
-                <w:rFonts w:ascii="Avenir Next" w:hAnsi="Avenir Next" w:cs="Avenir Next" w:eastAsia="Avenir Next"/>
-                <w:color w:val="1A1A1A"/>
-                <w:sz w:val="19"/>
+              <w:t xml:space="preserve">8(2</w:t>
+            </w:r>
+            <w:r>
+              <w:rPr>
+                <w:rFonts w:ascii="Avenir Next" w:hAnsi="Avenir Next" w:cs="Avenir Next" w:eastAsia="Avenir Next"/>
+                <w:i/>
+                <w:color w:val="1A1A1A"/>
+                <w:sz w:val="22"/>
                 <w:szCs w:val="19"/>
               </w:rPr>
-              <w:t xml:space="preserve">8(2</w:t>
-            </w:r>
-            <w:r>
-              <w:rPr>
-                <w:rFonts w:ascii="Avenir Next" w:hAnsi="Avenir Next" w:cs="Avenir Next" w:eastAsia="Avenir Next"/>
-                <w:i/>
-                <w:color w:val="1A1A1A"/>
-                <w:sz w:val="19"/>
-                <w:szCs w:val="19"/>
-              </w:rPr>
               <w:t xml:space="preserve">x</w:t>
             </w:r>
             <w:r>
               <w:rPr>
                 <w:rFonts w:ascii="Avenir Next" w:hAnsi="Avenir Next" w:cs="Avenir Next" w:eastAsia="Avenir Next"/>
                 <w:color w:val="1A1A1A"/>
-                <w:sz w:val="19"/>
+                <w:sz w:val="22"/>
                 <w:szCs w:val="19"/>
               </w:rPr>
               <w:t xml:space="preserve"> + 40)</w:t>
@@ -5107,25 +5117,25 @@
           <w:rFonts w:ascii="Avenir Next" w:hAnsi="Avenir Next" w:cs="Avenir Next" w:eastAsia="Avenir Next"/>
           <w:b/>
           <w:color w:val="1A1A1A"/>
+          <w:sz w:val="22"/>
+          <w:szCs w:val="20"/>
+        </w:rPr>
+        <w:t xml:space="preserve">7.</w:t>
+      </w:r>
+      <w:r>
+        <w:rPr>
+          <w:rFonts w:ascii="Avenir Next" w:hAnsi="Avenir Next" w:cs="Avenir Next" w:eastAsia="Avenir Next"/>
+          <w:color w:val="1A1A1A"/>
           <w:sz w:val="20"/>
           <w:szCs w:val="20"/>
         </w:rPr>
-        <w:t xml:space="preserve">7.</w:t>
-      </w:r>
-      <w:r>
-        <w:rPr>
-          <w:rFonts w:ascii="Avenir Next" w:hAnsi="Avenir Next" w:cs="Avenir Next" w:eastAsia="Avenir Next"/>
-          <w:color w:val="1A1A1A"/>
-          <w:sz w:val="20"/>
-          <w:szCs w:val="20"/>
-        </w:rPr>
         <w:tab/>
       </w:r>
       <w:r>
         <w:rPr>
           <w:rFonts w:ascii="Avenir Next" w:hAnsi="Avenir Next" w:cs="Avenir Next" w:eastAsia="Avenir Next"/>
           <w:color w:val="1A1A1A"/>
-          <w:sz w:val="20"/>
+          <w:sz w:val="22"/>
           <w:szCs w:val="20"/>
         </w:rPr>
         <w:t xml:space="preserve">Which expression is equivalent to 6(3</w:t>
@@ -5135,7 +5145,7 @@
           <w:rFonts w:ascii="Avenir Next" w:hAnsi="Avenir Next" w:cs="Avenir Next" w:eastAsia="Avenir Next"/>
           <w:i/>
           <w:color w:val="1A1A1A"/>
-          <w:sz w:val="20"/>
+          <w:sz w:val="22"/>
           <w:szCs w:val="20"/>
         </w:rPr>
         <w:t xml:space="preserve">a</w:t>
@@ -5144,7 +5154,7 @@
         <w:rPr>
           <w:rFonts w:ascii="Avenir Next" w:hAnsi="Avenir Next" w:cs="Avenir Next" w:eastAsia="Avenir Next"/>
           <w:color w:val="1A1A1A"/>
-          <w:sz w:val="20"/>
+          <w:sz w:val="22"/>
           <w:szCs w:val="20"/>
         </w:rPr>
         <w:t xml:space="preserve"> + 2)?</w:t>
@@ -5200,44 +5210,44 @@
                 <w:rFonts w:ascii="Avenir Next" w:hAnsi="Avenir Next" w:cs="Avenir Next" w:eastAsia="Avenir Next"/>
                 <w:b/>
                 <w:color w:val="003A70"/>
+                <w:sz w:val="22"/>
+                <w:szCs w:val="19"/>
+              </w:rPr>
+              <w:t xml:space="preserve">A</w:t>
+            </w:r>
+            <w:r>
+              <w:rPr>
+                <w:rFonts w:ascii="Avenir Next" w:hAnsi="Avenir Next" w:cs="Avenir Next" w:eastAsia="Avenir Next"/>
+                <w:color w:val="1A1A1A"/>
                 <w:sz w:val="19"/>
                 <w:szCs w:val="19"/>
               </w:rPr>
-              <w:t xml:space="preserve">A</w:t>
-            </w:r>
-            <w:r>
-              <w:rPr>
-                <w:rFonts w:ascii="Avenir Next" w:hAnsi="Avenir Next" w:cs="Avenir Next" w:eastAsia="Avenir Next"/>
-                <w:color w:val="1A1A1A"/>
-                <w:sz w:val="19"/>
+              <w:tab/>
+            </w:r>
+            <w:r>
+              <w:rPr>
+                <w:rFonts w:ascii="Avenir Next" w:hAnsi="Avenir Next" w:cs="Avenir Next" w:eastAsia="Avenir Next"/>
+                <w:color w:val="1A1A1A"/>
+                <w:sz w:val="22"/>
                 <w:szCs w:val="19"/>
               </w:rPr>
-              <w:tab/>
-            </w:r>
-            <w:r>
-              <w:rPr>
-                <w:rFonts w:ascii="Avenir Next" w:hAnsi="Avenir Next" w:cs="Avenir Next" w:eastAsia="Avenir Next"/>
-                <w:color w:val="1A1A1A"/>
-                <w:sz w:val="19"/>
+              <w:t xml:space="preserve">18</w:t>
+            </w:r>
+            <w:r>
+              <w:rPr>
+                <w:rFonts w:ascii="Avenir Next" w:hAnsi="Avenir Next" w:cs="Avenir Next" w:eastAsia="Avenir Next"/>
+                <w:i/>
+                <w:color w:val="1A1A1A"/>
+                <w:sz w:val="22"/>
                 <w:szCs w:val="19"/>
               </w:rPr>
-              <w:t xml:space="preserve">18</w:t>
-            </w:r>
-            <w:r>
-              <w:rPr>
-                <w:rFonts w:ascii="Avenir Next" w:hAnsi="Avenir Next" w:cs="Avenir Next" w:eastAsia="Avenir Next"/>
-                <w:i/>
-                <w:color w:val="1A1A1A"/>
-                <w:sz w:val="19"/>
-                <w:szCs w:val="19"/>
-              </w:rPr>
               <w:t xml:space="preserve">a</w:t>
             </w:r>
             <w:r>
               <w:rPr>
                 <w:rFonts w:ascii="Avenir Next" w:hAnsi="Avenir Next" w:cs="Avenir Next" w:eastAsia="Avenir Next"/>
                 <w:color w:val="1A1A1A"/>
-                <w:sz w:val="19"/>
+                <w:sz w:val="22"/>
                 <w:szCs w:val="19"/>
               </w:rPr>
               <w:t xml:space="preserve"> + 2</w:t>
@@ -5262,44 +5272,44 @@
                 <w:rFonts w:ascii="Avenir Next" w:hAnsi="Avenir Next" w:cs="Avenir Next" w:eastAsia="Avenir Next"/>
                 <w:b/>
                 <w:color w:val="003A70"/>
+                <w:sz w:val="22"/>
+                <w:szCs w:val="19"/>
+              </w:rPr>
+              <w:t xml:space="preserve">B</w:t>
+            </w:r>
+            <w:r>
+              <w:rPr>
+                <w:rFonts w:ascii="Avenir Next" w:hAnsi="Avenir Next" w:cs="Avenir Next" w:eastAsia="Avenir Next"/>
+                <w:color w:val="1A1A1A"/>
                 <w:sz w:val="19"/>
                 <w:szCs w:val="19"/>
               </w:rPr>
-              <w:t xml:space="preserve">B</w:t>
-            </w:r>
-            <w:r>
-              <w:rPr>
-                <w:rFonts w:ascii="Avenir Next" w:hAnsi="Avenir Next" w:cs="Avenir Next" w:eastAsia="Avenir Next"/>
-                <w:color w:val="1A1A1A"/>
-                <w:sz w:val="19"/>
+              <w:tab/>
+            </w:r>
+            <w:r>
+              <w:rPr>
+                <w:rFonts w:ascii="Avenir Next" w:hAnsi="Avenir Next" w:cs="Avenir Next" w:eastAsia="Avenir Next"/>
+                <w:color w:val="1A1A1A"/>
+                <w:sz w:val="22"/>
                 <w:szCs w:val="19"/>
               </w:rPr>
-              <w:tab/>
-            </w:r>
-            <w:r>
-              <w:rPr>
-                <w:rFonts w:ascii="Avenir Next" w:hAnsi="Avenir Next" w:cs="Avenir Next" w:eastAsia="Avenir Next"/>
-                <w:color w:val="1A1A1A"/>
-                <w:sz w:val="19"/>
+              <w:t xml:space="preserve">9</w:t>
+            </w:r>
+            <w:r>
+              <w:rPr>
+                <w:rFonts w:ascii="Avenir Next" w:hAnsi="Avenir Next" w:cs="Avenir Next" w:eastAsia="Avenir Next"/>
+                <w:i/>
+                <w:color w:val="1A1A1A"/>
+                <w:sz w:val="22"/>
                 <w:szCs w:val="19"/>
               </w:rPr>
-              <w:t xml:space="preserve">9</w:t>
-            </w:r>
-            <w:r>
-              <w:rPr>
-                <w:rFonts w:ascii="Avenir Next" w:hAnsi="Avenir Next" w:cs="Avenir Next" w:eastAsia="Avenir Next"/>
-                <w:i/>
-                <w:color w:val="1A1A1A"/>
-                <w:sz w:val="19"/>
-                <w:szCs w:val="19"/>
-              </w:rPr>
               <w:t xml:space="preserve">a</w:t>
             </w:r>
             <w:r>
               <w:rPr>
                 <w:rFonts w:ascii="Avenir Next" w:hAnsi="Avenir Next" w:cs="Avenir Next" w:eastAsia="Avenir Next"/>
                 <w:color w:val="1A1A1A"/>
-                <w:sz w:val="19"/>
+                <w:sz w:val="22"/>
                 <w:szCs w:val="19"/>
               </w:rPr>
               <w:t xml:space="preserve"> + 8</w:t>
@@ -5324,44 +5334,44 @@
                 <w:rFonts w:ascii="Avenir Next" w:hAnsi="Avenir Next" w:cs="Avenir Next" w:eastAsia="Avenir Next"/>
                 <w:b/>
                 <w:color w:val="003A70"/>
+                <w:sz w:val="22"/>
+                <w:szCs w:val="19"/>
+              </w:rPr>
+              <w:t xml:space="preserve">C</w:t>
+            </w:r>
+            <w:r>
+              <w:rPr>
+                <w:rFonts w:ascii="Avenir Next" w:hAnsi="Avenir Next" w:cs="Avenir Next" w:eastAsia="Avenir Next"/>
+                <w:color w:val="1A1A1A"/>
                 <w:sz w:val="19"/>
                 <w:szCs w:val="19"/>
               </w:rPr>
-              <w:t xml:space="preserve">C</w:t>
-            </w:r>
-            <w:r>
-              <w:rPr>
-                <w:rFonts w:ascii="Avenir Next" w:hAnsi="Avenir Next" w:cs="Avenir Next" w:eastAsia="Avenir Next"/>
-                <w:color w:val="1A1A1A"/>
-                <w:sz w:val="19"/>
+              <w:tab/>
+            </w:r>
+            <w:r>
+              <w:rPr>
+                <w:rFonts w:ascii="Avenir Next" w:hAnsi="Avenir Next" w:cs="Avenir Next" w:eastAsia="Avenir Next"/>
+                <w:color w:val="1A1A1A"/>
+                <w:sz w:val="22"/>
                 <w:szCs w:val="19"/>
               </w:rPr>
-              <w:tab/>
-            </w:r>
-            <w:r>
-              <w:rPr>
-                <w:rFonts w:ascii="Avenir Next" w:hAnsi="Avenir Next" w:cs="Avenir Next" w:eastAsia="Avenir Next"/>
-                <w:color w:val="1A1A1A"/>
-                <w:sz w:val="19"/>
+              <w:t xml:space="preserve">18</w:t>
+            </w:r>
+            <w:r>
+              <w:rPr>
+                <w:rFonts w:ascii="Avenir Next" w:hAnsi="Avenir Next" w:cs="Avenir Next" w:eastAsia="Avenir Next"/>
+                <w:i/>
+                <w:color w:val="1A1A1A"/>
+                <w:sz w:val="22"/>
                 <w:szCs w:val="19"/>
               </w:rPr>
-              <w:t xml:space="preserve">18</w:t>
-            </w:r>
-            <w:r>
-              <w:rPr>
-                <w:rFonts w:ascii="Avenir Next" w:hAnsi="Avenir Next" w:cs="Avenir Next" w:eastAsia="Avenir Next"/>
-                <w:i/>
-                <w:color w:val="1A1A1A"/>
-                <w:sz w:val="19"/>
-                <w:szCs w:val="19"/>
-              </w:rPr>
               <w:t xml:space="preserve">a</w:t>
             </w:r>
             <w:r>
               <w:rPr>
                 <w:rFonts w:ascii="Avenir Next" w:hAnsi="Avenir Next" w:cs="Avenir Next" w:eastAsia="Avenir Next"/>
                 <w:color w:val="1A1A1A"/>
-                <w:sz w:val="19"/>
+                <w:sz w:val="22"/>
                 <w:szCs w:val="19"/>
               </w:rPr>
               <w:t xml:space="preserve"> + 12</w:t>
@@ -5386,44 +5396,44 @@
                 <w:rFonts w:ascii="Avenir Next" w:hAnsi="Avenir Next" w:cs="Avenir Next" w:eastAsia="Avenir Next"/>
                 <w:b/>
                 <w:color w:val="003A70"/>
+                <w:sz w:val="22"/>
+                <w:szCs w:val="19"/>
+              </w:rPr>
+              <w:t xml:space="preserve">D</w:t>
+            </w:r>
+            <w:r>
+              <w:rPr>
+                <w:rFonts w:ascii="Avenir Next" w:hAnsi="Avenir Next" w:cs="Avenir Next" w:eastAsia="Avenir Next"/>
+                <w:color w:val="1A1A1A"/>
                 <w:sz w:val="19"/>
                 <w:szCs w:val="19"/>
               </w:rPr>
-              <w:t xml:space="preserve">D</w:t>
-            </w:r>
-            <w:r>
-              <w:rPr>
-                <w:rFonts w:ascii="Avenir Next" w:hAnsi="Avenir Next" w:cs="Avenir Next" w:eastAsia="Avenir Next"/>
-                <w:color w:val="1A1A1A"/>
-                <w:sz w:val="19"/>
+              <w:tab/>
+            </w:r>
+            <w:r>
+              <w:rPr>
+                <w:rFonts w:ascii="Avenir Next" w:hAnsi="Avenir Next" w:cs="Avenir Next" w:eastAsia="Avenir Next"/>
+                <w:color w:val="1A1A1A"/>
+                <w:sz w:val="22"/>
                 <w:szCs w:val="19"/>
               </w:rPr>
-              <w:tab/>
-            </w:r>
-            <w:r>
-              <w:rPr>
-                <w:rFonts w:ascii="Avenir Next" w:hAnsi="Avenir Next" w:cs="Avenir Next" w:eastAsia="Avenir Next"/>
-                <w:color w:val="1A1A1A"/>
-                <w:sz w:val="19"/>
+              <w:t xml:space="preserve">3</w:t>
+            </w:r>
+            <w:r>
+              <w:rPr>
+                <w:rFonts w:ascii="Avenir Next" w:hAnsi="Avenir Next" w:cs="Avenir Next" w:eastAsia="Avenir Next"/>
+                <w:i/>
+                <w:color w:val="1A1A1A"/>
+                <w:sz w:val="22"/>
                 <w:szCs w:val="19"/>
               </w:rPr>
-              <w:t xml:space="preserve">3</w:t>
-            </w:r>
-            <w:r>
-              <w:rPr>
-                <w:rFonts w:ascii="Avenir Next" w:hAnsi="Avenir Next" w:cs="Avenir Next" w:eastAsia="Avenir Next"/>
-                <w:i/>
-                <w:color w:val="1A1A1A"/>
-                <w:sz w:val="19"/>
-                <w:szCs w:val="19"/>
-              </w:rPr>
               <w:t xml:space="preserve">a</w:t>
             </w:r>
             <w:r>
               <w:rPr>
                 <w:rFonts w:ascii="Avenir Next" w:hAnsi="Avenir Next" w:cs="Avenir Next" w:eastAsia="Avenir Next"/>
                 <w:color w:val="1A1A1A"/>
-                <w:sz w:val="19"/>
+                <w:sz w:val="22"/>
                 <w:szCs w:val="19"/>
               </w:rPr>
               <w:t xml:space="preserve"> + 12</w:t>
@@ -5481,6 +5491,7 @@
           </w:tcPr>
           <w:p>
             <w:pPr>
+              <w:pStyle w:val="Heading2"/>
               <w:spacing w:before="0" w:after="0" w:line="240" w:lineRule="auto"/>
             </w:pPr>
             <w:r>
@@ -5518,7 +5529,7 @@
               <w:rPr>
                 <w:rFonts w:ascii="Avenir Next" w:hAnsi="Avenir Next" w:cs="Avenir Next" w:eastAsia="Avenir Next"/>
                 <w:color w:val="1A1A1A"/>
-                <w:sz w:val="17"/>
+                <w:sz w:val="22"/>
                 <w:szCs w:val="17"/>
               </w:rPr>
               <w:t xml:space="preserve">  I can do this on my own</w:t>
@@ -5547,7 +5558,7 @@
               <w:rPr>
                 <w:rFonts w:ascii="Avenir Next" w:hAnsi="Avenir Next" w:cs="Avenir Next" w:eastAsia="Avenir Next"/>
                 <w:color w:val="1A1A1A"/>
-                <w:sz w:val="17"/>
+                <w:sz w:val="22"/>
                 <w:szCs w:val="17"/>
               </w:rPr>
               <w:t xml:space="preserve">  I need a little help</w:t>
@@ -5576,7 +5587,7 @@
               <w:rPr>
                 <w:rFonts w:ascii="Avenir Next" w:hAnsi="Avenir Next" w:cs="Avenir Next" w:eastAsia="Avenir Next"/>
                 <w:color w:val="1A1A1A"/>
-                <w:sz w:val="17"/>
+                <w:sz w:val="22"/>
                 <w:szCs w:val="17"/>
               </w:rPr>
               <w:t xml:space="preserve">  I have a question about #</w:t>
@@ -5614,7 +5625,7 @@
         <w:rPr>
           <w:rFonts w:ascii="Avenir Next" w:hAnsi="Avenir Next" w:cs="Avenir Next" w:eastAsia="Avenir Next"/>
           <w:color w:val="5A5F66"/>
-          <w:sz w:val="17"/>
+          <w:sz w:val="22"/>
           <w:szCs w:val="17"/>
         </w:rPr>
         <w:t xml:space="preserve">Show someone at home how to factor 6</w:t>
@@ -5624,7 +5635,7 @@
           <w:rFonts w:ascii="Avenir Next" w:hAnsi="Avenir Next" w:cs="Avenir Next" w:eastAsia="Avenir Next"/>
           <w:i/>
           <w:color w:val="5A5F66"/>
-          <w:sz w:val="17"/>
+          <w:sz w:val="22"/>
           <w:szCs w:val="17"/>
         </w:rPr>
         <w:t xml:space="preserve">x</w:t>
@@ -5633,7 +5644,7 @@
         <w:rPr>
           <w:rFonts w:ascii="Avenir Next" w:hAnsi="Avenir Next" w:cs="Avenir Next" w:eastAsia="Avenir Next"/>
           <w:color w:val="5A5F66"/>
-          <w:sz w:val="17"/>
+          <w:sz w:val="22"/>
           <w:szCs w:val="17"/>
         </w:rPr>
         <w:t xml:space="preserve"> + 9 as 3(2</w:t>
@@ -5643,7 +5654,7 @@
           <w:rFonts w:ascii="Avenir Next" w:hAnsi="Avenir Next" w:cs="Avenir Next" w:eastAsia="Avenir Next"/>
           <w:i/>
           <w:color w:val="5A5F66"/>
-          <w:sz w:val="17"/>
+          <w:sz w:val="22"/>
           <w:szCs w:val="17"/>
         </w:rPr>
         <w:t xml:space="preserve">x</w:t>
@@ -5652,7 +5663,7 @@
         <w:rPr>
           <w:rFonts w:ascii="Avenir Next" w:hAnsi="Avenir Next" w:cs="Avenir Next" w:eastAsia="Avenir Next"/>
           <w:color w:val="5A5F66"/>
-          <w:sz w:val="17"/>
+          <w:sz w:val="22"/>
           <w:szCs w:val="17"/>
         </w:rPr>
         <w:t xml:space="preserve"> + 3). Then expand it to check.</w:t>
@@ -5746,7 +5757,106 @@
               <w:sz w:val="15"/>
               <w:szCs w:val="15"/>
             </w:rPr>
-            <w:t xml:space="preserve">Lesson 6-8  ·  Homework Packet</w:t>
+            <w:t xml:space="preserve">6-8 · Page </w:t>
+          </w:r>
+          <w:r>
+            <w:rPr>
+              <w:rFonts w:ascii="Avenir Next" w:hAnsi="Avenir Next" w:cs="Avenir Next" w:eastAsia="Avenir Next"/>
+              <w:color w:val="5A5F66"/>
+              <w:sz w:val="15"/>
+              <w:szCs w:val="15"/>
+            </w:rPr>
+            <w:fldChar w:fldCharType="begin"/>
+          </w:r>
+          <w:r>
+            <w:rPr>
+              <w:rFonts w:ascii="Avenir Next" w:hAnsi="Avenir Next" w:cs="Avenir Next" w:eastAsia="Avenir Next"/>
+              <w:color w:val="5A5F66"/>
+              <w:sz w:val="15"/>
+              <w:szCs w:val="15"/>
+            </w:rPr>
+            <w:instrText xml:space="preserve"> PAGE </w:instrText>
+          </w:r>
+          <w:r>
+            <w:rPr>
+              <w:rFonts w:ascii="Avenir Next" w:hAnsi="Avenir Next" w:cs="Avenir Next" w:eastAsia="Avenir Next"/>
+              <w:color w:val="5A5F66"/>
+              <w:sz w:val="15"/>
+              <w:szCs w:val="15"/>
+            </w:rPr>
+            <w:fldChar w:fldCharType="separate"/>
+          </w:r>
+          <w:r>
+            <w:rPr>
+              <w:rFonts w:ascii="Avenir Next" w:hAnsi="Avenir Next" w:cs="Avenir Next" w:eastAsia="Avenir Next"/>
+              <w:color w:val="5A5F66"/>
+              <w:sz w:val="15"/>
+              <w:szCs w:val="15"/>
+            </w:rPr>
+            <w:t xml:space="preserve">1</w:t>
+          </w:r>
+          <w:r>
+            <w:rPr>
+              <w:rFonts w:ascii="Avenir Next" w:hAnsi="Avenir Next" w:cs="Avenir Next" w:eastAsia="Avenir Next"/>
+              <w:color w:val="5A5F66"/>
+              <w:sz w:val="15"/>
+              <w:szCs w:val="15"/>
+            </w:rPr>
+            <w:fldChar w:fldCharType="end"/>
+          </w:r>
+          <w:r>
+            <w:rPr>
+              <w:rFonts w:ascii="Avenir Next" w:hAnsi="Avenir Next" w:cs="Avenir Next" w:eastAsia="Avenir Next"/>
+              <w:color w:val="5A5F66"/>
+              <w:sz w:val="15"/>
+              <w:szCs w:val="15"/>
+            </w:rPr>
+            <w:t xml:space="preserve"> of </w:t>
+          </w:r>
+          <w:r>
+            <w:rPr>
+              <w:rFonts w:ascii="Avenir Next" w:hAnsi="Avenir Next" w:cs="Avenir Next" w:eastAsia="Avenir Next"/>
+              <w:color w:val="5A5F66"/>
+              <w:sz w:val="15"/>
+              <w:szCs w:val="15"/>
+            </w:rPr>
+            <w:fldChar w:fldCharType="begin"/>
+          </w:r>
+          <w:r>
+            <w:rPr>
+              <w:rFonts w:ascii="Avenir Next" w:hAnsi="Avenir Next" w:cs="Avenir Next" w:eastAsia="Avenir Next"/>
+              <w:color w:val="5A5F66"/>
+              <w:sz w:val="15"/>
+              <w:szCs w:val="15"/>
+            </w:rPr>
+            <w:instrText xml:space="preserve"> NUMPAGES </w:instrText>
+          </w:r>
+          <w:r>
+            <w:rPr>
+              <w:rFonts w:ascii="Avenir Next" w:hAnsi="Avenir Next" w:cs="Avenir Next" w:eastAsia="Avenir Next"/>
+              <w:color w:val="5A5F66"/>
+              <w:sz w:val="15"/>
+              <w:szCs w:val="15"/>
+            </w:rPr>
+            <w:fldChar w:fldCharType="separate"/>
+          </w:r>
+          <w:r>
+            <w:rPr>
+              <w:rFonts w:ascii="Avenir Next" w:hAnsi="Avenir Next" w:cs="Avenir Next" w:eastAsia="Avenir Next"/>
+              <w:color w:val="5A5F66"/>
+              <w:sz w:val="15"/>
+              <w:szCs w:val="15"/>
+            </w:rPr>
+            <w:t xml:space="preserve">1</w:t>
+          </w:r>
+          <w:r>
+            <w:rPr>
+              <w:rFonts w:ascii="Avenir Next" w:hAnsi="Avenir Next" w:cs="Avenir Next" w:eastAsia="Avenir Next"/>
+              <w:color w:val="5A5F66"/>
+              <w:sz w:val="15"/>
+              <w:szCs w:val="15"/>
+            </w:rPr>
+            <w:fldChar w:fldCharType="end"/>
           </w:r>
         </w:p>
       </w:tc>
@@ -5789,5 +5899,23 @@
       </w:tblCellMar>
     </w:tblPr>
   </w:style>
+  <w:style w:type="paragraph" w:styleId="Heading1">
+    <w:name w:val="heading 1"/>
+    <w:basedOn w:val="Normal"/>
+    <w:pPr>
+      <w:outlineLvl w:val="0"/>
+      <w:keepNext w:val="0"/>
+      <w:keepLines w:val="0"/>
+    </w:pPr>
+  </w:style>
+  <w:style w:type="paragraph" w:styleId="Heading2">
+    <w:name w:val="heading 2"/>
+    <w:basedOn w:val="Normal"/>
+    <w:pPr>
+      <w:outlineLvl w:val="1"/>
+      <w:keepNext w:val="0"/>
+      <w:keepLines w:val="0"/>
+    </w:pPr>
+  </w:style>
 </w:styles>
 </file>